--- a/documents/diplomatic/036/transcription.docx
+++ b/documents/diplomatic/036/transcription.docx
@@ -24,12 +24,16 @@
       <w:pPr>
         <w:rPr>
           <w:rFonts w:ascii="Times New Roman" w:cs="Times New Roman" w:eastAsia="Times New Roman" w:hAnsi="Times New Roman"/>
-          <w:color w:val="000000"/>
-        </w:rPr>
-      </w:pPr>
-      <w:r>
-        <w:rPr>
-          <w:rFonts w:ascii="Times New Roman" w:cs="Times New Roman" w:eastAsia="Times New Roman" w:hAnsi="Times New Roman"/>
+          <w:b w:val="1"/>
+          <w:bCs w:val="1"/>
+          <w:color w:val="000000"/>
+        </w:rPr>
+      </w:pPr>
+      <w:r>
+        <w:rPr>
+          <w:rFonts w:ascii="Times New Roman" w:cs="Times New Roman" w:eastAsia="Times New Roman" w:hAnsi="Times New Roman"/>
+          <w:b w:val="1"/>
+          <w:bCs w:val="1"/>
           <w:color w:val="000000"/>
           <w:rtl w:val="0"/>
         </w:rPr>
@@ -72,8 +76,8 @@
       <w:r>
         <w:rPr>
           <w:rFonts w:ascii="Times New Roman" w:cs="Times New Roman" w:eastAsia="Times New Roman" w:hAnsi="Times New Roman"/>
-          <w:b w:val="0"/>
-          <w:bCs w:val="0"/>
+          <w:b w:val="1"/>
+          <w:bCs w:val="1"/>
           <w:i w:val="0"/>
           <w:iCs w:val="0"/>
           <w:smallCaps w:val="0"/>
@@ -88,50 +92,45 @@
         </w:rPr>
         <w:t xml:space="preserve">Turin le 9 Février 1859</w:t>
       </w:r>
-      <w:r>
-        <w:rPr>
-          <w:rtl w:val="0"/>
-        </w:rPr>
-      </w:r>
-    </w:p>
-    <w:p>
-      <w:pPr>
-        <w:keepNext w:val="0"/>
-        <w:keepLines w:val="0"/>
-        <w:pageBreakBefore w:val="0"/>
-        <w:widowControl w:val="1"/>
-        <w:pBdr>
-          <w:top w:space="0" w:sz="0" w:val="nil"/>
-          <w:left w:space="0" w:sz="0" w:val="nil"/>
-          <w:bottom w:space="0" w:sz="0" w:val="nil"/>
-          <w:right w:space="0" w:sz="0" w:val="nil"/>
-          <w:between w:space="0" w:sz="0" w:val="nil"/>
-        </w:pBdr>
-        <w:shd w:fill="auto" w:val="clear"/>
-        <w:spacing w:after="160" w:before="0" w:line="240" w:lineRule="auto"/>
-        <w:ind w:left="0" w:right="0" w:firstLine="0"/>
-        <w:jc w:val="left"/>
-        <w:rPr>
-          <w:rFonts w:ascii="Times New Roman" w:cs="Times New Roman" w:eastAsia="Times New Roman" w:hAnsi="Times New Roman"/>
-          <w:b w:val="0"/>
-          <w:bCs w:val="0"/>
-          <w:i w:val="0"/>
-          <w:iCs w:val="0"/>
-          <w:smallCaps w:val="0"/>
-          <w:strike w:val="0"/>
-          <w:color w:val="000000"/>
-          <w:sz w:val="24"/>
-          <w:szCs w:val="24"/>
-          <w:u w:val="none"/>
-          <w:shd w:fill="auto" w:val="clear"/>
-          <w:vertAlign w:val="baseline"/>
-        </w:rPr>
-      </w:pPr>
-      <w:r>
-        <w:rPr>
-          <w:rFonts w:ascii="Times New Roman" w:cs="Times New Roman" w:eastAsia="Times New Roman" w:hAnsi="Times New Roman"/>
-          <w:b w:val="0"/>
-          <w:bCs w:val="0"/>
+    </w:p>
+    <w:p>
+      <w:pPr>
+        <w:keepNext w:val="0"/>
+        <w:keepLines w:val="0"/>
+        <w:pageBreakBefore w:val="0"/>
+        <w:widowControl w:val="1"/>
+        <w:pBdr>
+          <w:top w:space="0" w:sz="0" w:val="nil"/>
+          <w:left w:space="0" w:sz="0" w:val="nil"/>
+          <w:bottom w:space="0" w:sz="0" w:val="nil"/>
+          <w:right w:space="0" w:sz="0" w:val="nil"/>
+          <w:between w:space="0" w:sz="0" w:val="nil"/>
+        </w:pBdr>
+        <w:shd w:fill="auto" w:val="clear"/>
+        <w:spacing w:after="160" w:before="0" w:line="240" w:lineRule="auto"/>
+        <w:ind w:left="0" w:right="0" w:firstLine="0"/>
+        <w:jc w:val="left"/>
+        <w:rPr>
+          <w:rFonts w:ascii="Times New Roman" w:cs="Times New Roman" w:eastAsia="Times New Roman" w:hAnsi="Times New Roman"/>
+          <w:b w:val="1"/>
+          <w:bCs w:val="1"/>
+          <w:i w:val="0"/>
+          <w:iCs w:val="0"/>
+          <w:smallCaps w:val="0"/>
+          <w:strike w:val="0"/>
+          <w:color w:val="000000"/>
+          <w:sz w:val="24"/>
+          <w:szCs w:val="24"/>
+          <w:u w:val="none"/>
+          <w:shd w:fill="auto" w:val="clear"/>
+          <w:vertAlign w:val="baseline"/>
+        </w:rPr>
+      </w:pPr>
+      <w:r>
+        <w:rPr>
+          <w:rFonts w:ascii="Times New Roman" w:cs="Times New Roman" w:eastAsia="Times New Roman" w:hAnsi="Times New Roman"/>
+          <w:b w:val="1"/>
+          <w:bCs w:val="1"/>
           <w:i w:val="0"/>
           <w:iCs w:val="0"/>
           <w:smallCaps w:val="0"/>
@@ -166,25 +165,25 @@
         <w:jc w:val="left"/>
         <w:rPr>
           <w:rFonts w:ascii="Times New Roman" w:cs="Times New Roman" w:eastAsia="Times New Roman" w:hAnsi="Times New Roman"/>
-          <w:b w:val="0"/>
-          <w:bCs w:val="0"/>
-          <w:i w:val="0"/>
-          <w:iCs w:val="0"/>
-          <w:smallCaps w:val="0"/>
-          <w:strike w:val="0"/>
-          <w:color w:val="000000"/>
-          <w:sz w:val="24"/>
-          <w:szCs w:val="24"/>
-          <w:u w:val="none"/>
-          <w:shd w:fill="auto" w:val="clear"/>
-          <w:vertAlign w:val="baseline"/>
-        </w:rPr>
-      </w:pPr>
-      <w:r>
-        <w:rPr>
-          <w:rFonts w:ascii="Times New Roman" w:cs="Times New Roman" w:eastAsia="Times New Roman" w:hAnsi="Times New Roman"/>
-          <w:b w:val="0"/>
-          <w:bCs w:val="0"/>
+          <w:b w:val="1"/>
+          <w:bCs w:val="1"/>
+          <w:i w:val="0"/>
+          <w:iCs w:val="0"/>
+          <w:smallCaps w:val="0"/>
+          <w:strike w:val="0"/>
+          <w:color w:val="000000"/>
+          <w:sz w:val="24"/>
+          <w:szCs w:val="24"/>
+          <w:u w:val="none"/>
+          <w:shd w:fill="auto" w:val="clear"/>
+          <w:vertAlign w:val="baseline"/>
+        </w:rPr>
+      </w:pPr>
+      <w:r>
+        <w:rPr>
+          <w:rFonts w:ascii="Times New Roman" w:cs="Times New Roman" w:eastAsia="Times New Roman" w:hAnsi="Times New Roman"/>
+          <w:b w:val="1"/>
+          <w:bCs w:val="1"/>
           <w:i w:val="0"/>
           <w:iCs w:val="0"/>
           <w:smallCaps w:val="0"/>
@@ -219,25 +218,25 @@
         <w:jc w:val="left"/>
         <w:rPr>
           <w:rFonts w:ascii="Times New Roman" w:cs="Times New Roman" w:eastAsia="Times New Roman" w:hAnsi="Times New Roman"/>
-          <w:b w:val="0"/>
-          <w:bCs w:val="0"/>
-          <w:i w:val="0"/>
-          <w:iCs w:val="0"/>
-          <w:smallCaps w:val="0"/>
-          <w:strike w:val="0"/>
-          <w:color w:val="000000"/>
-          <w:sz w:val="24"/>
-          <w:szCs w:val="24"/>
-          <w:u w:val="none"/>
-          <w:shd w:fill="auto" w:val="clear"/>
-          <w:vertAlign w:val="baseline"/>
-        </w:rPr>
-      </w:pPr>
-      <w:r>
-        <w:rPr>
-          <w:rFonts w:ascii="Times New Roman" w:cs="Times New Roman" w:eastAsia="Times New Roman" w:hAnsi="Times New Roman"/>
-          <w:b w:val="0"/>
-          <w:bCs w:val="0"/>
+          <w:b w:val="1"/>
+          <w:bCs w:val="1"/>
+          <w:i w:val="0"/>
+          <w:iCs w:val="0"/>
+          <w:smallCaps w:val="0"/>
+          <w:strike w:val="0"/>
+          <w:color w:val="000000"/>
+          <w:sz w:val="24"/>
+          <w:szCs w:val="24"/>
+          <w:u w:val="none"/>
+          <w:shd w:fill="auto" w:val="clear"/>
+          <w:vertAlign w:val="baseline"/>
+        </w:rPr>
+      </w:pPr>
+      <w:r>
+        <w:rPr>
+          <w:rFonts w:ascii="Times New Roman" w:cs="Times New Roman" w:eastAsia="Times New Roman" w:hAnsi="Times New Roman"/>
+          <w:b w:val="1"/>
+          <w:bCs w:val="1"/>
           <w:i w:val="0"/>
           <w:iCs w:val="0"/>
           <w:smallCaps w:val="0"/>
@@ -274,25 +273,25 @@
         <w:jc w:val="left"/>
         <w:rPr>
           <w:rFonts w:ascii="Times New Roman" w:cs="Times New Roman" w:eastAsia="Times New Roman" w:hAnsi="Times New Roman"/>
-          <w:b w:val="0"/>
-          <w:bCs w:val="0"/>
-          <w:i w:val="0"/>
-          <w:iCs w:val="0"/>
-          <w:smallCaps w:val="0"/>
-          <w:strike w:val="0"/>
-          <w:color w:val="000000"/>
-          <w:sz w:val="24"/>
-          <w:szCs w:val="24"/>
-          <w:u w:val="none"/>
-          <w:shd w:fill="auto" w:val="clear"/>
-          <w:vertAlign w:val="baseline"/>
-        </w:rPr>
-      </w:pPr>
-      <w:r>
-        <w:rPr>
-          <w:rFonts w:ascii="Times New Roman" w:cs="Times New Roman" w:eastAsia="Times New Roman" w:hAnsi="Times New Roman"/>
-          <w:b w:val="0"/>
-          <w:bCs w:val="0"/>
+          <w:b w:val="1"/>
+          <w:bCs w:val="1"/>
+          <w:i w:val="0"/>
+          <w:iCs w:val="0"/>
+          <w:smallCaps w:val="0"/>
+          <w:strike w:val="0"/>
+          <w:color w:val="000000"/>
+          <w:sz w:val="24"/>
+          <w:szCs w:val="24"/>
+          <w:u w:val="none"/>
+          <w:shd w:fill="auto" w:val="clear"/>
+          <w:vertAlign w:val="baseline"/>
+        </w:rPr>
+      </w:pPr>
+      <w:r>
+        <w:rPr>
+          <w:rFonts w:ascii="Times New Roman" w:cs="Times New Roman" w:eastAsia="Times New Roman" w:hAnsi="Times New Roman"/>
+          <w:b w:val="1"/>
+          <w:bCs w:val="1"/>
           <w:i w:val="0"/>
           <w:iCs w:val="0"/>
           <w:smallCaps w:val="0"/>
@@ -329,25 +328,25 @@
         <w:jc w:val="left"/>
         <w:rPr>
           <w:rFonts w:ascii="Times New Roman" w:cs="Times New Roman" w:eastAsia="Times New Roman" w:hAnsi="Times New Roman"/>
-          <w:b w:val="0"/>
-          <w:bCs w:val="0"/>
-          <w:i w:val="0"/>
-          <w:iCs w:val="0"/>
-          <w:smallCaps w:val="0"/>
-          <w:strike w:val="0"/>
-          <w:color w:val="000000"/>
-          <w:sz w:val="24"/>
-          <w:szCs w:val="24"/>
-          <w:u w:val="none"/>
-          <w:shd w:fill="auto" w:val="clear"/>
-          <w:vertAlign w:val="baseline"/>
-        </w:rPr>
-      </w:pPr>
-      <w:r>
-        <w:rPr>
-          <w:rFonts w:ascii="Times New Roman" w:cs="Times New Roman" w:eastAsia="Times New Roman" w:hAnsi="Times New Roman"/>
-          <w:b w:val="0"/>
-          <w:bCs w:val="0"/>
+          <w:b w:val="1"/>
+          <w:bCs w:val="1"/>
+          <w:i w:val="0"/>
+          <w:iCs w:val="0"/>
+          <w:smallCaps w:val="0"/>
+          <w:strike w:val="0"/>
+          <w:color w:val="000000"/>
+          <w:sz w:val="24"/>
+          <w:szCs w:val="24"/>
+          <w:u w:val="none"/>
+          <w:shd w:fill="auto" w:val="clear"/>
+          <w:vertAlign w:val="baseline"/>
+        </w:rPr>
+      </w:pPr>
+      <w:r>
+        <w:rPr>
+          <w:rFonts w:ascii="Times New Roman" w:cs="Times New Roman" w:eastAsia="Times New Roman" w:hAnsi="Times New Roman"/>
+          <w:b w:val="1"/>
+          <w:bCs w:val="1"/>
           <w:i w:val="0"/>
           <w:iCs w:val="0"/>
           <w:smallCaps w:val="0"/>
@@ -384,25 +383,25 @@
         <w:jc w:val="left"/>
         <w:rPr>
           <w:rFonts w:ascii="Times New Roman" w:cs="Times New Roman" w:eastAsia="Times New Roman" w:hAnsi="Times New Roman"/>
-          <w:b w:val="0"/>
-          <w:bCs w:val="0"/>
-          <w:i w:val="0"/>
-          <w:iCs w:val="0"/>
-          <w:smallCaps w:val="0"/>
-          <w:strike w:val="0"/>
-          <w:color w:val="000000"/>
-          <w:sz w:val="24"/>
-          <w:szCs w:val="24"/>
-          <w:u w:val="none"/>
-          <w:shd w:fill="auto" w:val="clear"/>
-          <w:vertAlign w:val="baseline"/>
-        </w:rPr>
-      </w:pPr>
-      <w:r>
-        <w:rPr>
-          <w:rFonts w:ascii="Times New Roman" w:cs="Times New Roman" w:eastAsia="Times New Roman" w:hAnsi="Times New Roman"/>
-          <w:b w:val="0"/>
-          <w:bCs w:val="0"/>
+          <w:b w:val="1"/>
+          <w:bCs w:val="1"/>
+          <w:i w:val="0"/>
+          <w:iCs w:val="0"/>
+          <w:smallCaps w:val="0"/>
+          <w:strike w:val="0"/>
+          <w:color w:val="000000"/>
+          <w:sz w:val="24"/>
+          <w:szCs w:val="24"/>
+          <w:u w:val="none"/>
+          <w:shd w:fill="auto" w:val="clear"/>
+          <w:vertAlign w:val="baseline"/>
+        </w:rPr>
+      </w:pPr>
+      <w:r>
+        <w:rPr>
+          <w:rFonts w:ascii="Times New Roman" w:cs="Times New Roman" w:eastAsia="Times New Roman" w:hAnsi="Times New Roman"/>
+          <w:b w:val="1"/>
+          <w:bCs w:val="1"/>
           <w:i w:val="0"/>
           <w:iCs w:val="0"/>
           <w:smallCaps w:val="0"/>
@@ -437,8 +436,8 @@
         <w:jc w:val="left"/>
         <w:rPr>
           <w:rFonts w:ascii="Times New Roman" w:cs="Times New Roman" w:eastAsia="Times New Roman" w:hAnsi="Times New Roman"/>
-          <w:b w:val="0"/>
-          <w:bCs w:val="0"/>
+          <w:b w:val="1"/>
+          <w:bCs w:val="1"/>
           <w:i w:val="0"/>
           <w:iCs w:val="0"/>
           <w:smallCaps w:val="0"/>
@@ -1283,8 +1282,8 @@
       <w:r>
         <w:rPr>
           <w:rFonts w:ascii="Times New Roman" w:cs="Times New Roman" w:eastAsia="Times New Roman" w:hAnsi="Times New Roman"/>
-          <w:b w:val="0"/>
-          <w:bCs w:val="0"/>
+          <w:b w:val="1"/>
+          <w:bCs w:val="1"/>
           <w:i w:val="0"/>
           <w:iCs w:val="0"/>
           <w:smallCaps w:val="0"/>
@@ -1299,50 +1298,45 @@
         </w:rPr>
         <w:t xml:space="preserve">Son Excellence Fuad Pacha Ministre des Affaires Étrangères à Constantinople</w:t>
       </w:r>
-      <w:r>
-        <w:rPr>
-          <w:rtl w:val="0"/>
-        </w:rPr>
-      </w:r>
-    </w:p>
-    <w:p>
-      <w:pPr>
-        <w:keepNext w:val="0"/>
-        <w:keepLines w:val="0"/>
-        <w:pageBreakBefore w:val="0"/>
-        <w:widowControl w:val="1"/>
-        <w:pBdr>
-          <w:top w:space="0" w:sz="0" w:val="nil"/>
-          <w:left w:space="0" w:sz="0" w:val="nil"/>
-          <w:bottom w:space="0" w:sz="0" w:val="nil"/>
-          <w:right w:space="0" w:sz="0" w:val="nil"/>
-          <w:between w:space="0" w:sz="0" w:val="nil"/>
-        </w:pBdr>
-        <w:shd w:fill="auto" w:val="clear"/>
-        <w:spacing w:after="160" w:before="0" w:line="240" w:lineRule="auto"/>
-        <w:ind w:left="0" w:right="0" w:firstLine="0"/>
-        <w:jc w:val="left"/>
-        <w:rPr>
-          <w:rFonts w:ascii="Times New Roman" w:cs="Times New Roman" w:eastAsia="Times New Roman" w:hAnsi="Times New Roman"/>
-          <w:b w:val="1"/>
-          <w:bCs w:val="1"/>
-          <w:i w:val="0"/>
-          <w:iCs w:val="0"/>
-          <w:smallCaps w:val="0"/>
-          <w:strike w:val="0"/>
-          <w:color w:val="000000"/>
-          <w:sz w:val="24"/>
-          <w:szCs w:val="24"/>
-          <w:u w:val="none"/>
-          <w:shd w:fill="auto" w:val="clear"/>
-          <w:vertAlign w:val="baseline"/>
-        </w:rPr>
-      </w:pPr>
-      <w:r>
-        <w:rPr>
-          <w:rFonts w:ascii="Times New Roman" w:cs="Times New Roman" w:eastAsia="Times New Roman" w:hAnsi="Times New Roman"/>
-          <w:b w:val="0"/>
-          <w:bCs w:val="0"/>
+    </w:p>
+    <w:p>
+      <w:pPr>
+        <w:keepNext w:val="0"/>
+        <w:keepLines w:val="0"/>
+        <w:pageBreakBefore w:val="0"/>
+        <w:widowControl w:val="1"/>
+        <w:pBdr>
+          <w:top w:space="0" w:sz="0" w:val="nil"/>
+          <w:left w:space="0" w:sz="0" w:val="nil"/>
+          <w:bottom w:space="0" w:sz="0" w:val="nil"/>
+          <w:right w:space="0" w:sz="0" w:val="nil"/>
+          <w:between w:space="0" w:sz="0" w:val="nil"/>
+        </w:pBdr>
+        <w:shd w:fill="auto" w:val="clear"/>
+        <w:spacing w:after="160" w:before="0" w:line="240" w:lineRule="auto"/>
+        <w:ind w:left="0" w:right="0" w:firstLine="0"/>
+        <w:jc w:val="left"/>
+        <w:rPr>
+          <w:rFonts w:ascii="Times New Roman" w:cs="Times New Roman" w:eastAsia="Times New Roman" w:hAnsi="Times New Roman"/>
+          <w:b w:val="1"/>
+          <w:bCs w:val="1"/>
+          <w:i w:val="0"/>
+          <w:iCs w:val="0"/>
+          <w:smallCaps w:val="0"/>
+          <w:strike w:val="0"/>
+          <w:color w:val="000000"/>
+          <w:sz w:val="24"/>
+          <w:szCs w:val="24"/>
+          <w:u w:val="none"/>
+          <w:shd w:fill="auto" w:val="clear"/>
+          <w:vertAlign w:val="baseline"/>
+        </w:rPr>
+      </w:pPr>
+      <w:r>
+        <w:rPr>
+          <w:rFonts w:ascii="Times New Roman" w:cs="Times New Roman" w:eastAsia="Times New Roman" w:hAnsi="Times New Roman"/>
+          <w:b w:val="1"/>
+          <w:bCs w:val="1"/>
           <w:i w:val="0"/>
           <w:iCs w:val="0"/>
           <w:smallCaps w:val="0"/>
@@ -1357,50 +1351,45 @@
         </w:rPr>
         <w:t xml:space="preserve">Turin le 9 Février 1859</w:t>
       </w:r>
-      <w:r>
-        <w:rPr>
-          <w:rtl w:val="0"/>
-        </w:rPr>
-      </w:r>
-    </w:p>
-    <w:p>
-      <w:pPr>
-        <w:keepNext w:val="0"/>
-        <w:keepLines w:val="0"/>
-        <w:pageBreakBefore w:val="0"/>
-        <w:widowControl w:val="1"/>
-        <w:pBdr>
-          <w:top w:space="0" w:sz="0" w:val="nil"/>
-          <w:left w:space="0" w:sz="0" w:val="nil"/>
-          <w:bottom w:space="0" w:sz="0" w:val="nil"/>
-          <w:right w:space="0" w:sz="0" w:val="nil"/>
-          <w:between w:space="0" w:sz="0" w:val="nil"/>
-        </w:pBdr>
-        <w:shd w:fill="auto" w:val="clear"/>
-        <w:spacing w:after="160" w:before="0" w:line="240" w:lineRule="auto"/>
-        <w:ind w:left="0" w:right="0" w:firstLine="0"/>
-        <w:jc w:val="left"/>
-        <w:rPr>
-          <w:rFonts w:ascii="Times New Roman" w:cs="Times New Roman" w:eastAsia="Times New Roman" w:hAnsi="Times New Roman"/>
-          <w:b w:val="0"/>
-          <w:bCs w:val="0"/>
-          <w:i w:val="0"/>
-          <w:iCs w:val="0"/>
-          <w:smallCaps w:val="0"/>
-          <w:strike w:val="0"/>
-          <w:color w:val="000000"/>
-          <w:sz w:val="24"/>
-          <w:szCs w:val="24"/>
-          <w:u w:val="none"/>
-          <w:shd w:fill="auto" w:val="clear"/>
-          <w:vertAlign w:val="baseline"/>
-        </w:rPr>
-      </w:pPr>
-      <w:r>
-        <w:rPr>
-          <w:rFonts w:ascii="Times New Roman" w:cs="Times New Roman" w:eastAsia="Times New Roman" w:hAnsi="Times New Roman"/>
-          <w:b w:val="0"/>
-          <w:bCs w:val="0"/>
+    </w:p>
+    <w:p>
+      <w:pPr>
+        <w:keepNext w:val="0"/>
+        <w:keepLines w:val="0"/>
+        <w:pageBreakBefore w:val="0"/>
+        <w:widowControl w:val="1"/>
+        <w:pBdr>
+          <w:top w:space="0" w:sz="0" w:val="nil"/>
+          <w:left w:space="0" w:sz="0" w:val="nil"/>
+          <w:bottom w:space="0" w:sz="0" w:val="nil"/>
+          <w:right w:space="0" w:sz="0" w:val="nil"/>
+          <w:between w:space="0" w:sz="0" w:val="nil"/>
+        </w:pBdr>
+        <w:shd w:fill="auto" w:val="clear"/>
+        <w:spacing w:after="160" w:before="0" w:line="240" w:lineRule="auto"/>
+        <w:ind w:left="0" w:right="0" w:firstLine="0"/>
+        <w:jc w:val="left"/>
+        <w:rPr>
+          <w:rFonts w:ascii="Times New Roman" w:cs="Times New Roman" w:eastAsia="Times New Roman" w:hAnsi="Times New Roman"/>
+          <w:b w:val="1"/>
+          <w:bCs w:val="1"/>
+          <w:i w:val="0"/>
+          <w:iCs w:val="0"/>
+          <w:smallCaps w:val="0"/>
+          <w:strike w:val="0"/>
+          <w:color w:val="000000"/>
+          <w:sz w:val="24"/>
+          <w:szCs w:val="24"/>
+          <w:u w:val="none"/>
+          <w:shd w:fill="auto" w:val="clear"/>
+          <w:vertAlign w:val="baseline"/>
+        </w:rPr>
+      </w:pPr>
+      <w:r>
+        <w:rPr>
+          <w:rFonts w:ascii="Times New Roman" w:cs="Times New Roman" w:eastAsia="Times New Roman" w:hAnsi="Times New Roman"/>
+          <w:b w:val="1"/>
+          <w:bCs w:val="1"/>
           <w:i w:val="0"/>
           <w:iCs w:val="0"/>
           <w:smallCaps w:val="0"/>
@@ -1435,25 +1424,25 @@
         <w:jc w:val="left"/>
         <w:rPr>
           <w:rFonts w:ascii="Times New Roman" w:cs="Times New Roman" w:eastAsia="Times New Roman" w:hAnsi="Times New Roman"/>
-          <w:b w:val="0"/>
-          <w:bCs w:val="0"/>
-          <w:i w:val="0"/>
-          <w:iCs w:val="0"/>
-          <w:smallCaps w:val="0"/>
-          <w:strike w:val="0"/>
-          <w:color w:val="000000"/>
-          <w:sz w:val="24"/>
-          <w:szCs w:val="24"/>
-          <w:u w:val="none"/>
-          <w:shd w:fill="auto" w:val="clear"/>
-          <w:vertAlign w:val="baseline"/>
-        </w:rPr>
-      </w:pPr>
-      <w:r>
-        <w:rPr>
-          <w:rFonts w:ascii="Times New Roman" w:cs="Times New Roman" w:eastAsia="Times New Roman" w:hAnsi="Times New Roman"/>
-          <w:b w:val="0"/>
-          <w:bCs w:val="0"/>
+          <w:b w:val="1"/>
+          <w:bCs w:val="1"/>
+          <w:i w:val="0"/>
+          <w:iCs w:val="0"/>
+          <w:smallCaps w:val="0"/>
+          <w:strike w:val="0"/>
+          <w:color w:val="000000"/>
+          <w:sz w:val="24"/>
+          <w:szCs w:val="24"/>
+          <w:u w:val="none"/>
+          <w:shd w:fill="auto" w:val="clear"/>
+          <w:vertAlign w:val="baseline"/>
+        </w:rPr>
+      </w:pPr>
+      <w:r>
+        <w:rPr>
+          <w:rFonts w:ascii="Times New Roman" w:cs="Times New Roman" w:eastAsia="Times New Roman" w:hAnsi="Times New Roman"/>
+          <w:b w:val="1"/>
+          <w:bCs w:val="1"/>
           <w:i w:val="0"/>
           <w:iCs w:val="0"/>
           <w:smallCaps w:val="0"/>
@@ -1473,6 +1462,8 @@
       <w:r>
         <w:rPr>
           <w:rFonts w:ascii="Times New Roman" w:cs="Times New Roman" w:eastAsia="Times New Roman" w:hAnsi="Times New Roman"/>
+          <w:b w:val="1"/>
+          <w:bCs w:val="1"/>
           <w:rtl w:val="0"/>
         </w:rPr>
         <w:t xml:space="preserve">i</w:t>
@@ -1480,8 +1471,8 @@
       <w:r>
         <w:rPr>
           <w:rFonts w:ascii="Times New Roman" w:cs="Times New Roman" w:eastAsia="Times New Roman" w:hAnsi="Times New Roman"/>
-          <w:b w:val="0"/>
-          <w:bCs w:val="0"/>
+          <w:b w:val="1"/>
+          <w:bCs w:val="1"/>
           <w:i w:val="0"/>
           <w:iCs w:val="0"/>
           <w:smallCaps w:val="0"/>
@@ -1516,25 +1507,25 @@
         <w:jc w:val="left"/>
         <w:rPr>
           <w:rFonts w:ascii="Times New Roman" w:cs="Times New Roman" w:eastAsia="Times New Roman" w:hAnsi="Times New Roman"/>
-          <w:b w:val="0"/>
-          <w:bCs w:val="0"/>
-          <w:i w:val="0"/>
-          <w:iCs w:val="0"/>
-          <w:smallCaps w:val="0"/>
-          <w:strike w:val="0"/>
-          <w:color w:val="000000"/>
-          <w:sz w:val="24"/>
-          <w:szCs w:val="24"/>
-          <w:u w:val="none"/>
-          <w:shd w:fill="auto" w:val="clear"/>
-          <w:vertAlign w:val="baseline"/>
-        </w:rPr>
-      </w:pPr>
-      <w:r>
-        <w:rPr>
-          <w:rFonts w:ascii="Times New Roman" w:cs="Times New Roman" w:eastAsia="Times New Roman" w:hAnsi="Times New Roman"/>
-          <w:b w:val="0"/>
-          <w:bCs w:val="0"/>
+          <w:b w:val="1"/>
+          <w:bCs w:val="1"/>
+          <w:i w:val="0"/>
+          <w:iCs w:val="0"/>
+          <w:smallCaps w:val="0"/>
+          <w:strike w:val="0"/>
+          <w:color w:val="000000"/>
+          <w:sz w:val="24"/>
+          <w:szCs w:val="24"/>
+          <w:u w:val="none"/>
+          <w:shd w:fill="auto" w:val="clear"/>
+          <w:vertAlign w:val="baseline"/>
+        </w:rPr>
+      </w:pPr>
+      <w:r>
+        <w:rPr>
+          <w:rFonts w:ascii="Times New Roman" w:cs="Times New Roman" w:eastAsia="Times New Roman" w:hAnsi="Times New Roman"/>
+          <w:b w:val="1"/>
+          <w:bCs w:val="1"/>
           <w:i w:val="0"/>
           <w:iCs w:val="0"/>
           <w:smallCaps w:val="0"/>
@@ -1554,6 +1545,8 @@
       <w:r>
         <w:rPr>
           <w:rFonts w:ascii="Times New Roman" w:cs="Times New Roman" w:eastAsia="Times New Roman" w:hAnsi="Times New Roman"/>
+          <w:b w:val="1"/>
+          <w:bCs w:val="1"/>
           <w:rtl w:val="0"/>
         </w:rPr>
         <w:t xml:space="preserve">interrogatoires</w:t>
@@ -1561,8 +1554,8 @@
       <w:r>
         <w:rPr>
           <w:rFonts w:ascii="Times New Roman" w:cs="Times New Roman" w:eastAsia="Times New Roman" w:hAnsi="Times New Roman"/>
-          <w:b w:val="0"/>
-          <w:bCs w:val="0"/>
+          <w:b w:val="1"/>
+          <w:bCs w:val="1"/>
           <w:i w:val="0"/>
           <w:iCs w:val="0"/>
           <w:smallCaps w:val="0"/>
@@ -1597,25 +1590,25 @@
         <w:jc w:val="left"/>
         <w:rPr>
           <w:rFonts w:ascii="Times New Roman" w:cs="Times New Roman" w:eastAsia="Times New Roman" w:hAnsi="Times New Roman"/>
-          <w:b w:val="0"/>
-          <w:bCs w:val="0"/>
-          <w:i w:val="0"/>
-          <w:iCs w:val="0"/>
-          <w:smallCaps w:val="0"/>
-          <w:strike w:val="0"/>
-          <w:color w:val="000000"/>
-          <w:sz w:val="24"/>
-          <w:szCs w:val="24"/>
-          <w:u w:val="none"/>
-          <w:shd w:fill="auto" w:val="clear"/>
-          <w:vertAlign w:val="baseline"/>
-        </w:rPr>
-      </w:pPr>
-      <w:r>
-        <w:rPr>
-          <w:rFonts w:ascii="Times New Roman" w:cs="Times New Roman" w:eastAsia="Times New Roman" w:hAnsi="Times New Roman"/>
-          <w:b w:val="0"/>
-          <w:bCs w:val="0"/>
+          <w:b w:val="1"/>
+          <w:bCs w:val="1"/>
+          <w:i w:val="0"/>
+          <w:iCs w:val="0"/>
+          <w:smallCaps w:val="0"/>
+          <w:strike w:val="0"/>
+          <w:color w:val="000000"/>
+          <w:sz w:val="24"/>
+          <w:szCs w:val="24"/>
+          <w:u w:val="none"/>
+          <w:shd w:fill="auto" w:val="clear"/>
+          <w:vertAlign w:val="baseline"/>
+        </w:rPr>
+      </w:pPr>
+      <w:r>
+        <w:rPr>
+          <w:rFonts w:ascii="Times New Roman" w:cs="Times New Roman" w:eastAsia="Times New Roman" w:hAnsi="Times New Roman"/>
+          <w:b w:val="1"/>
+          <w:bCs w:val="1"/>
           <w:i w:val="0"/>
           <w:iCs w:val="0"/>
           <w:smallCaps w:val="0"/>
@@ -1633,6 +1626,8 @@
       <w:r>
         <w:rPr>
           <w:rFonts w:ascii="Times New Roman" w:cs="Times New Roman" w:eastAsia="Times New Roman" w:hAnsi="Times New Roman"/>
+          <w:b w:val="1"/>
+          <w:bCs w:val="1"/>
           <w:rtl w:val="0"/>
         </w:rPr>
         <w:t xml:space="preserve">qu'elle</w:t>
@@ -1640,8 +1635,8 @@
       <w:r>
         <w:rPr>
           <w:rFonts w:ascii="Times New Roman" w:cs="Times New Roman" w:eastAsia="Times New Roman" w:hAnsi="Times New Roman"/>
-          <w:b w:val="0"/>
-          <w:bCs w:val="0"/>
+          <w:b w:val="1"/>
+          <w:bCs w:val="1"/>
           <w:i w:val="0"/>
           <w:iCs w:val="0"/>
           <w:smallCaps w:val="0"/>
@@ -1676,25 +1671,25 @@
         <w:jc w:val="left"/>
         <w:rPr>
           <w:rFonts w:ascii="Times New Roman" w:cs="Times New Roman" w:eastAsia="Times New Roman" w:hAnsi="Times New Roman"/>
-          <w:b w:val="0"/>
-          <w:bCs w:val="0"/>
-          <w:i w:val="0"/>
-          <w:iCs w:val="0"/>
-          <w:smallCaps w:val="0"/>
-          <w:strike w:val="0"/>
-          <w:color w:val="000000"/>
-          <w:sz w:val="24"/>
-          <w:szCs w:val="24"/>
-          <w:u w:val="none"/>
-          <w:shd w:fill="auto" w:val="clear"/>
-          <w:vertAlign w:val="baseline"/>
-        </w:rPr>
-      </w:pPr>
-      <w:r>
-        <w:rPr>
-          <w:rFonts w:ascii="Times New Roman" w:cs="Times New Roman" w:eastAsia="Times New Roman" w:hAnsi="Times New Roman"/>
-          <w:b w:val="0"/>
-          <w:bCs w:val="0"/>
+          <w:b w:val="1"/>
+          <w:bCs w:val="1"/>
+          <w:i w:val="0"/>
+          <w:iCs w:val="0"/>
+          <w:smallCaps w:val="0"/>
+          <w:strike w:val="0"/>
+          <w:color w:val="000000"/>
+          <w:sz w:val="24"/>
+          <w:szCs w:val="24"/>
+          <w:u w:val="none"/>
+          <w:shd w:fill="auto" w:val="clear"/>
+          <w:vertAlign w:val="baseline"/>
+        </w:rPr>
+      </w:pPr>
+      <w:r>
+        <w:rPr>
+          <w:rFonts w:ascii="Times New Roman" w:cs="Times New Roman" w:eastAsia="Times New Roman" w:hAnsi="Times New Roman"/>
+          <w:b w:val="1"/>
+          <w:bCs w:val="1"/>
           <w:i w:val="0"/>
           <w:iCs w:val="0"/>
           <w:smallCaps w:val="0"/>
@@ -1714,6 +1709,8 @@
       <w:r>
         <w:rPr>
           <w:rFonts w:ascii="Times New Roman" w:cs="Times New Roman" w:eastAsia="Times New Roman" w:hAnsi="Times New Roman"/>
+          <w:b w:val="1"/>
+          <w:bCs w:val="1"/>
           <w:rtl w:val="0"/>
         </w:rPr>
         <w:t xml:space="preserve">i</w:t>
@@ -1721,8 +1718,8 @@
       <w:r>
         <w:rPr>
           <w:rFonts w:ascii="Times New Roman" w:cs="Times New Roman" w:eastAsia="Times New Roman" w:hAnsi="Times New Roman"/>
-          <w:b w:val="0"/>
-          <w:bCs w:val="0"/>
+          <w:b w:val="1"/>
+          <w:bCs w:val="1"/>
           <w:i w:val="0"/>
           <w:iCs w:val="0"/>
           <w:smallCaps w:val="0"/>
@@ -1757,25 +1754,25 @@
         <w:jc w:val="left"/>
         <w:rPr>
           <w:rFonts w:ascii="Times New Roman" w:cs="Times New Roman" w:eastAsia="Times New Roman" w:hAnsi="Times New Roman"/>
-          <w:b w:val="0"/>
-          <w:bCs w:val="0"/>
-          <w:i w:val="0"/>
-          <w:iCs w:val="0"/>
-          <w:smallCaps w:val="0"/>
-          <w:strike w:val="0"/>
-          <w:color w:val="000000"/>
-          <w:sz w:val="24"/>
-          <w:szCs w:val="24"/>
-          <w:u w:val="none"/>
-          <w:shd w:fill="auto" w:val="clear"/>
-          <w:vertAlign w:val="baseline"/>
-        </w:rPr>
-      </w:pPr>
-      <w:r>
-        <w:rPr>
-          <w:rFonts w:ascii="Times New Roman" w:cs="Times New Roman" w:eastAsia="Times New Roman" w:hAnsi="Times New Roman"/>
-          <w:b w:val="0"/>
-          <w:bCs w:val="0"/>
+          <w:b w:val="1"/>
+          <w:bCs w:val="1"/>
+          <w:i w:val="0"/>
+          <w:iCs w:val="0"/>
+          <w:smallCaps w:val="0"/>
+          <w:strike w:val="0"/>
+          <w:color w:val="000000"/>
+          <w:sz w:val="24"/>
+          <w:szCs w:val="24"/>
+          <w:u w:val="none"/>
+          <w:shd w:fill="auto" w:val="clear"/>
+          <w:vertAlign w:val="baseline"/>
+        </w:rPr>
+      </w:pPr>
+      <w:r>
+        <w:rPr>
+          <w:rFonts w:ascii="Times New Roman" w:cs="Times New Roman" w:eastAsia="Times New Roman" w:hAnsi="Times New Roman"/>
+          <w:b w:val="1"/>
+          <w:bCs w:val="1"/>
           <w:i w:val="0"/>
           <w:iCs w:val="0"/>
           <w:smallCaps w:val="0"/>
@@ -1818,25 +1815,25 @@
         <w:jc w:val="left"/>
         <w:rPr>
           <w:rFonts w:ascii="Times New Roman" w:cs="Times New Roman" w:eastAsia="Times New Roman" w:hAnsi="Times New Roman"/>
-          <w:b w:val="0"/>
-          <w:bCs w:val="0"/>
-          <w:i w:val="0"/>
-          <w:iCs w:val="0"/>
-          <w:smallCaps w:val="0"/>
-          <w:strike w:val="0"/>
-          <w:color w:val="000000"/>
-          <w:sz w:val="24"/>
-          <w:szCs w:val="24"/>
-          <w:u w:val="none"/>
-          <w:shd w:fill="auto" w:val="clear"/>
-          <w:vertAlign w:val="baseline"/>
-        </w:rPr>
-      </w:pPr>
-      <w:r>
-        <w:rPr>
-          <w:rFonts w:ascii="Times New Roman" w:cs="Times New Roman" w:eastAsia="Times New Roman" w:hAnsi="Times New Roman"/>
-          <w:b w:val="0"/>
-          <w:bCs w:val="0"/>
+          <w:b w:val="1"/>
+          <w:bCs w:val="1"/>
+          <w:i w:val="0"/>
+          <w:iCs w:val="0"/>
+          <w:smallCaps w:val="0"/>
+          <w:strike w:val="0"/>
+          <w:color w:val="000000"/>
+          <w:sz w:val="24"/>
+          <w:szCs w:val="24"/>
+          <w:u w:val="none"/>
+          <w:shd w:fill="auto" w:val="clear"/>
+          <w:vertAlign w:val="baseline"/>
+        </w:rPr>
+      </w:pPr>
+      <w:r>
+        <w:rPr>
+          <w:rFonts w:ascii="Times New Roman" w:cs="Times New Roman" w:eastAsia="Times New Roman" w:hAnsi="Times New Roman"/>
+          <w:b w:val="1"/>
+          <w:bCs w:val="1"/>
           <w:i w:val="0"/>
           <w:iCs w:val="0"/>
           <w:smallCaps w:val="0"/>
@@ -1871,25 +1868,25 @@
         <w:jc w:val="left"/>
         <w:rPr>
           <w:rFonts w:ascii="Times New Roman" w:cs="Times New Roman" w:eastAsia="Times New Roman" w:hAnsi="Times New Roman"/>
-          <w:b w:val="0"/>
-          <w:bCs w:val="0"/>
-          <w:i w:val="0"/>
-          <w:iCs w:val="0"/>
-          <w:smallCaps w:val="0"/>
-          <w:strike w:val="0"/>
-          <w:color w:val="000000"/>
-          <w:sz w:val="24"/>
-          <w:szCs w:val="24"/>
-          <w:u w:val="none"/>
-          <w:shd w:fill="auto" w:val="clear"/>
-          <w:vertAlign w:val="baseline"/>
-        </w:rPr>
-      </w:pPr>
-      <w:r>
-        <w:rPr>
-          <w:rFonts w:ascii="Times New Roman" w:cs="Times New Roman" w:eastAsia="Times New Roman" w:hAnsi="Times New Roman"/>
-          <w:b w:val="0"/>
-          <w:bCs w:val="0"/>
+          <w:b w:val="1"/>
+          <w:bCs w:val="1"/>
+          <w:i w:val="0"/>
+          <w:iCs w:val="0"/>
+          <w:smallCaps w:val="0"/>
+          <w:strike w:val="0"/>
+          <w:color w:val="000000"/>
+          <w:sz w:val="24"/>
+          <w:szCs w:val="24"/>
+          <w:u w:val="none"/>
+          <w:shd w:fill="auto" w:val="clear"/>
+          <w:vertAlign w:val="baseline"/>
+        </w:rPr>
+      </w:pPr>
+      <w:r>
+        <w:rPr>
+          <w:rFonts w:ascii="Times New Roman" w:cs="Times New Roman" w:eastAsia="Times New Roman" w:hAnsi="Times New Roman"/>
+          <w:b w:val="1"/>
+          <w:bCs w:val="1"/>
           <w:i w:val="0"/>
           <w:iCs w:val="0"/>
           <w:smallCaps w:val="0"/>
@@ -1907,6 +1904,8 @@
       <w:r>
         <w:rPr>
           <w:rFonts w:ascii="Times New Roman" w:cs="Times New Roman" w:eastAsia="Times New Roman" w:hAnsi="Times New Roman"/>
+          <w:b w:val="1"/>
+          <w:bCs w:val="1"/>
           <w:rtl w:val="0"/>
         </w:rPr>
         <w:t xml:space="preserve">attachait</w:t>
@@ -1914,8 +1913,8 @@
       <w:r>
         <w:rPr>
           <w:rFonts w:ascii="Times New Roman" w:cs="Times New Roman" w:eastAsia="Times New Roman" w:hAnsi="Times New Roman"/>
-          <w:b w:val="0"/>
-          <w:bCs w:val="0"/>
+          <w:b w:val="1"/>
+          <w:bCs w:val="1"/>
           <w:i w:val="0"/>
           <w:iCs w:val="0"/>
           <w:smallCaps w:val="0"/>
@@ -1950,25 +1949,25 @@
         <w:jc w:val="left"/>
         <w:rPr>
           <w:rFonts w:ascii="Times New Roman" w:cs="Times New Roman" w:eastAsia="Times New Roman" w:hAnsi="Times New Roman"/>
-          <w:b w:val="0"/>
-          <w:bCs w:val="0"/>
-          <w:i w:val="0"/>
-          <w:iCs w:val="0"/>
-          <w:smallCaps w:val="0"/>
-          <w:strike w:val="0"/>
-          <w:color w:val="000000"/>
-          <w:sz w:val="24"/>
-          <w:szCs w:val="24"/>
-          <w:u w:val="none"/>
-          <w:shd w:fill="auto" w:val="clear"/>
-          <w:vertAlign w:val="baseline"/>
-        </w:rPr>
-      </w:pPr>
-      <w:r>
-        <w:rPr>
-          <w:rFonts w:ascii="Times New Roman" w:cs="Times New Roman" w:eastAsia="Times New Roman" w:hAnsi="Times New Roman"/>
-          <w:b w:val="0"/>
-          <w:bCs w:val="0"/>
+          <w:b w:val="1"/>
+          <w:bCs w:val="1"/>
+          <w:i w:val="0"/>
+          <w:iCs w:val="0"/>
+          <w:smallCaps w:val="0"/>
+          <w:strike w:val="0"/>
+          <w:color w:val="000000"/>
+          <w:sz w:val="24"/>
+          <w:szCs w:val="24"/>
+          <w:u w:val="none"/>
+          <w:shd w:fill="auto" w:val="clear"/>
+          <w:vertAlign w:val="baseline"/>
+        </w:rPr>
+      </w:pPr>
+      <w:r>
+        <w:rPr>
+          <w:rFonts w:ascii="Times New Roman" w:cs="Times New Roman" w:eastAsia="Times New Roman" w:hAnsi="Times New Roman"/>
+          <w:b w:val="1"/>
+          <w:bCs w:val="1"/>
           <w:i w:val="0"/>
           <w:iCs w:val="0"/>
           <w:smallCaps w:val="0"/>
@@ -2005,25 +2004,25 @@
         <w:jc w:val="left"/>
         <w:rPr>
           <w:rFonts w:ascii="Times New Roman" w:cs="Times New Roman" w:eastAsia="Times New Roman" w:hAnsi="Times New Roman"/>
-          <w:b w:val="0"/>
-          <w:bCs w:val="0"/>
-          <w:i w:val="0"/>
-          <w:iCs w:val="0"/>
-          <w:smallCaps w:val="0"/>
-          <w:strike w:val="0"/>
-          <w:color w:val="000000"/>
-          <w:sz w:val="24"/>
-          <w:szCs w:val="24"/>
-          <w:u w:val="none"/>
-          <w:shd w:fill="auto" w:val="clear"/>
-          <w:vertAlign w:val="baseline"/>
-        </w:rPr>
-      </w:pPr>
-      <w:r>
-        <w:rPr>
-          <w:rFonts w:ascii="Times New Roman" w:cs="Times New Roman" w:eastAsia="Times New Roman" w:hAnsi="Times New Roman"/>
-          <w:b w:val="0"/>
-          <w:bCs w:val="0"/>
+          <w:b w:val="1"/>
+          <w:bCs w:val="1"/>
+          <w:i w:val="0"/>
+          <w:iCs w:val="0"/>
+          <w:smallCaps w:val="0"/>
+          <w:strike w:val="0"/>
+          <w:color w:val="000000"/>
+          <w:sz w:val="24"/>
+          <w:szCs w:val="24"/>
+          <w:u w:val="none"/>
+          <w:shd w:fill="auto" w:val="clear"/>
+          <w:vertAlign w:val="baseline"/>
+        </w:rPr>
+      </w:pPr>
+      <w:r>
+        <w:rPr>
+          <w:rFonts w:ascii="Times New Roman" w:cs="Times New Roman" w:eastAsia="Times New Roman" w:hAnsi="Times New Roman"/>
+          <w:b w:val="1"/>
+          <w:bCs w:val="1"/>
           <w:i w:val="0"/>
           <w:iCs w:val="0"/>
           <w:smallCaps w:val="0"/>
@@ -2058,25 +2057,25 @@
         <w:jc w:val="left"/>
         <w:rPr>
           <w:rFonts w:ascii="Times New Roman" w:cs="Times New Roman" w:eastAsia="Times New Roman" w:hAnsi="Times New Roman"/>
-          <w:b w:val="0"/>
-          <w:bCs w:val="0"/>
-          <w:i w:val="0"/>
-          <w:iCs w:val="0"/>
-          <w:smallCaps w:val="0"/>
-          <w:strike w:val="0"/>
-          <w:color w:val="000000"/>
-          <w:sz w:val="24"/>
-          <w:szCs w:val="24"/>
-          <w:u w:val="none"/>
-          <w:shd w:fill="auto" w:val="clear"/>
-          <w:vertAlign w:val="baseline"/>
-        </w:rPr>
-      </w:pPr>
-      <w:r>
-        <w:rPr>
-          <w:rFonts w:ascii="Times New Roman" w:cs="Times New Roman" w:eastAsia="Times New Roman" w:hAnsi="Times New Roman"/>
-          <w:b w:val="0"/>
-          <w:bCs w:val="0"/>
+          <w:b w:val="1"/>
+          <w:bCs w:val="1"/>
+          <w:i w:val="0"/>
+          <w:iCs w:val="0"/>
+          <w:smallCaps w:val="0"/>
+          <w:strike w:val="0"/>
+          <w:color w:val="000000"/>
+          <w:sz w:val="24"/>
+          <w:szCs w:val="24"/>
+          <w:u w:val="none"/>
+          <w:shd w:fill="auto" w:val="clear"/>
+          <w:vertAlign w:val="baseline"/>
+        </w:rPr>
+      </w:pPr>
+      <w:r>
+        <w:rPr>
+          <w:rFonts w:ascii="Times New Roman" w:cs="Times New Roman" w:eastAsia="Times New Roman" w:hAnsi="Times New Roman"/>
+          <w:b w:val="1"/>
+          <w:bCs w:val="1"/>
           <w:i w:val="0"/>
           <w:iCs w:val="0"/>
           <w:smallCaps w:val="0"/>
@@ -3186,64 +3185,64 @@
         <w:jc w:val="left"/>
         <w:rPr>
           <w:rFonts w:ascii="Times New Roman" w:cs="Times New Roman" w:eastAsia="Times New Roman" w:hAnsi="Times New Roman"/>
-          <w:b w:val="0"/>
-          <w:bCs w:val="0"/>
-          <w:i w:val="0"/>
-          <w:iCs w:val="0"/>
-          <w:smallCaps w:val="0"/>
-          <w:strike w:val="0"/>
-          <w:color w:val="000000"/>
-          <w:sz w:val="24"/>
-          <w:szCs w:val="24"/>
-          <w:u w:val="none"/>
-          <w:shd w:fill="auto" w:val="clear"/>
-          <w:vertAlign w:val="baseline"/>
-        </w:rPr>
-      </w:pPr>
-      <w:r>
-        <w:rPr>
-          <w:rtl w:val="0"/>
-        </w:rPr>
-      </w:r>
-    </w:p>
-    <w:p>
-      <w:pPr>
-        <w:keepNext w:val="0"/>
-        <w:keepLines w:val="0"/>
-        <w:pageBreakBefore w:val="0"/>
-        <w:widowControl w:val="1"/>
-        <w:pBdr>
-          <w:top w:space="0" w:sz="0" w:val="nil"/>
-          <w:left w:space="0" w:sz="0" w:val="nil"/>
-          <w:bottom w:space="0" w:sz="0" w:val="nil"/>
-          <w:right w:space="0" w:sz="0" w:val="nil"/>
-          <w:between w:space="0" w:sz="0" w:val="nil"/>
-        </w:pBdr>
-        <w:shd w:fill="auto" w:val="clear"/>
-        <w:spacing w:after="160" w:before="0" w:line="240" w:lineRule="auto"/>
-        <w:ind w:left="0" w:right="0" w:firstLine="0"/>
-        <w:jc w:val="left"/>
-        <w:rPr>
-          <w:rFonts w:ascii="Times New Roman" w:cs="Times New Roman" w:eastAsia="Times New Roman" w:hAnsi="Times New Roman"/>
-          <w:b w:val="1"/>
-          <w:bCs w:val="1"/>
-          <w:i w:val="0"/>
-          <w:iCs w:val="0"/>
-          <w:smallCaps w:val="0"/>
-          <w:strike w:val="0"/>
-          <w:color w:val="000000"/>
-          <w:sz w:val="24"/>
-          <w:szCs w:val="24"/>
-          <w:u w:val="none"/>
-          <w:shd w:fill="auto" w:val="clear"/>
-          <w:vertAlign w:val="baseline"/>
-        </w:rPr>
-      </w:pPr>
-      <w:r>
-        <w:rPr>
-          <w:rFonts w:ascii="Times New Roman" w:cs="Times New Roman" w:eastAsia="Times New Roman" w:hAnsi="Times New Roman"/>
-          <w:b w:val="0"/>
-          <w:bCs w:val="0"/>
+          <w:b w:val="1"/>
+          <w:bCs w:val="1"/>
+          <w:i w:val="0"/>
+          <w:iCs w:val="0"/>
+          <w:smallCaps w:val="0"/>
+          <w:strike w:val="0"/>
+          <w:color w:val="000000"/>
+          <w:sz w:val="24"/>
+          <w:szCs w:val="24"/>
+          <w:u w:val="none"/>
+          <w:shd w:fill="auto" w:val="clear"/>
+          <w:vertAlign w:val="baseline"/>
+        </w:rPr>
+      </w:pPr>
+      <w:r>
+        <w:rPr>
+          <w:rtl w:val="0"/>
+        </w:rPr>
+      </w:r>
+    </w:p>
+    <w:p>
+      <w:pPr>
+        <w:keepNext w:val="0"/>
+        <w:keepLines w:val="0"/>
+        <w:pageBreakBefore w:val="0"/>
+        <w:widowControl w:val="1"/>
+        <w:pBdr>
+          <w:top w:space="0" w:sz="0" w:val="nil"/>
+          <w:left w:space="0" w:sz="0" w:val="nil"/>
+          <w:bottom w:space="0" w:sz="0" w:val="nil"/>
+          <w:right w:space="0" w:sz="0" w:val="nil"/>
+          <w:between w:space="0" w:sz="0" w:val="nil"/>
+        </w:pBdr>
+        <w:shd w:fill="auto" w:val="clear"/>
+        <w:spacing w:after="160" w:before="0" w:line="240" w:lineRule="auto"/>
+        <w:ind w:left="0" w:right="0" w:firstLine="0"/>
+        <w:jc w:val="left"/>
+        <w:rPr>
+          <w:rFonts w:ascii="Times New Roman" w:cs="Times New Roman" w:eastAsia="Times New Roman" w:hAnsi="Times New Roman"/>
+          <w:b w:val="1"/>
+          <w:bCs w:val="1"/>
+          <w:i w:val="0"/>
+          <w:iCs w:val="0"/>
+          <w:smallCaps w:val="0"/>
+          <w:strike w:val="0"/>
+          <w:color w:val="000000"/>
+          <w:sz w:val="24"/>
+          <w:szCs w:val="24"/>
+          <w:u w:val="none"/>
+          <w:shd w:fill="auto" w:val="clear"/>
+          <w:vertAlign w:val="baseline"/>
+        </w:rPr>
+      </w:pPr>
+      <w:r>
+        <w:rPr>
+          <w:rFonts w:ascii="Times New Roman" w:cs="Times New Roman" w:eastAsia="Times New Roman" w:hAnsi="Times New Roman"/>
+          <w:b w:val="1"/>
+          <w:bCs w:val="1"/>
           <w:i w:val="0"/>
           <w:iCs w:val="0"/>
           <w:smallCaps w:val="0"/>
@@ -3257,185 +3256,101 @@
           <w:rtl w:val="0"/>
         </w:rPr>
         <w:t xml:space="preserve">Traduction.</w:t>
-      </w:r>
-      <w:r>
-        <w:rPr>
-          <w:rFonts w:ascii="Times New Roman" w:cs="Times New Roman" w:eastAsia="Times New Roman" w:hAnsi="Times New Roman"/>
-          <w:b w:val="1"/>
-          <w:bCs w:val="1"/>
-          <w:i w:val="0"/>
-          <w:iCs w:val="0"/>
-          <w:smallCaps w:val="0"/>
-          <w:strike w:val="0"/>
-          <w:color w:val="000000"/>
-          <w:sz w:val="24"/>
-          <w:szCs w:val="24"/>
-          <w:u w:val="none"/>
-          <w:shd w:fill="auto" w:val="clear"/>
-          <w:vertAlign w:val="baseline"/>
-          <w:rtl w:val="0"/>
-        </w:rPr>
         <w:br w:type="textWrapping"/>
-      </w:r>
-      <w:r>
-        <w:rPr>
-          <w:rFonts w:ascii="Times New Roman" w:cs="Times New Roman" w:eastAsia="Times New Roman" w:hAnsi="Times New Roman"/>
-          <w:b w:val="0"/>
-          <w:bCs w:val="0"/>
-          <w:i w:val="0"/>
-          <w:iCs w:val="0"/>
-          <w:smallCaps w:val="0"/>
-          <w:strike w:val="0"/>
-          <w:color w:val="000000"/>
-          <w:sz w:val="24"/>
-          <w:szCs w:val="24"/>
-          <w:u w:val="none"/>
-          <w:shd w:fill="auto" w:val="clear"/>
-          <w:vertAlign w:val="baseline"/>
-          <w:rtl w:val="0"/>
-        </w:rPr>
         <w:t xml:space="preserve">A. No 2. au No 4149.</w:t>
       </w:r>
-      <w:r>
-        <w:rPr>
-          <w:rtl w:val="0"/>
-        </w:rPr>
-      </w:r>
-    </w:p>
-    <w:p>
-      <w:pPr>
-        <w:keepNext w:val="0"/>
-        <w:keepLines w:val="0"/>
-        <w:pageBreakBefore w:val="0"/>
-        <w:widowControl w:val="1"/>
-        <w:pBdr>
-          <w:top w:space="0" w:sz="0" w:val="nil"/>
-          <w:left w:space="0" w:sz="0" w:val="nil"/>
-          <w:bottom w:space="0" w:sz="0" w:val="nil"/>
-          <w:right w:space="0" w:sz="0" w:val="nil"/>
-          <w:between w:space="0" w:sz="0" w:val="nil"/>
-        </w:pBdr>
-        <w:shd w:fill="auto" w:val="clear"/>
-        <w:spacing w:after="160" w:before="0" w:line="240" w:lineRule="auto"/>
-        <w:ind w:left="0" w:right="0" w:firstLine="0"/>
-        <w:jc w:val="left"/>
-        <w:rPr>
-          <w:rFonts w:ascii="Times New Roman" w:cs="Times New Roman" w:eastAsia="Times New Roman" w:hAnsi="Times New Roman"/>
-          <w:b w:val="1"/>
-          <w:bCs w:val="1"/>
-          <w:i w:val="0"/>
-          <w:iCs w:val="0"/>
-          <w:smallCaps w:val="0"/>
-          <w:strike w:val="0"/>
-          <w:color w:val="000000"/>
-          <w:sz w:val="24"/>
-          <w:szCs w:val="24"/>
-          <w:u w:val="none"/>
-          <w:shd w:fill="auto" w:val="clear"/>
-          <w:vertAlign w:val="baseline"/>
-        </w:rPr>
-      </w:pPr>
-      <w:r>
-        <w:rPr>
-          <w:rFonts w:ascii="Times New Roman" w:cs="Times New Roman" w:eastAsia="Times New Roman" w:hAnsi="Times New Roman"/>
-          <w:b w:val="0"/>
-          <w:bCs w:val="0"/>
-          <w:i w:val="0"/>
-          <w:iCs w:val="0"/>
-          <w:smallCaps w:val="0"/>
-          <w:strike w:val="0"/>
-          <w:color w:val="000000"/>
-          <w:sz w:val="24"/>
-          <w:szCs w:val="24"/>
-          <w:u w:val="none"/>
-          <w:shd w:fill="auto" w:val="clear"/>
-          <w:vertAlign w:val="baseline"/>
-          <w:rtl w:val="0"/>
-        </w:rPr>
-        <w:t xml:space="preserve">Teneur des Conclusions Fiscales dans le Procès contre Bondésio Ambroise.</w:t>
-      </w:r>
-      <w:r>
-        <w:rPr>
-          <w:rFonts w:ascii="Times New Roman" w:cs="Times New Roman" w:eastAsia="Times New Roman" w:hAnsi="Times New Roman"/>
-          <w:b w:val="1"/>
-          <w:bCs w:val="1"/>
-          <w:i w:val="0"/>
-          <w:iCs w:val="0"/>
-          <w:smallCaps w:val="0"/>
-          <w:strike w:val="0"/>
-          <w:color w:val="000000"/>
-          <w:sz w:val="24"/>
-          <w:szCs w:val="24"/>
-          <w:u w:val="none"/>
-          <w:shd w:fill="auto" w:val="clear"/>
-          <w:vertAlign w:val="baseline"/>
-          <w:rtl w:val="0"/>
-        </w:rPr>
-        <w:t xml:space="preserve">                                   </w:t>
-      </w:r>
-      <w:r>
-        <w:rPr>
-          <w:rFonts w:ascii="Times New Roman" w:cs="Times New Roman" w:eastAsia="Times New Roman" w:hAnsi="Times New Roman"/>
-          <w:b w:val="0"/>
-          <w:bCs w:val="0"/>
-          <w:i w:val="0"/>
-          <w:iCs w:val="0"/>
-          <w:smallCaps w:val="0"/>
-          <w:strike w:val="0"/>
-          <w:color w:val="000000"/>
-          <w:sz w:val="24"/>
-          <w:szCs w:val="24"/>
-          <w:u w:val="none"/>
-          <w:shd w:fill="auto" w:val="clear"/>
-          <w:vertAlign w:val="baseline"/>
-          <w:rtl w:val="0"/>
-        </w:rPr>
-        <w:t xml:space="preserve">Vu l’ordonnance de la Section d’Accusation prise cette Cour d’appel en date du 24 courant,</w:t>
-      </w:r>
-      <w:r>
-        <w:rPr>
-          <w:rtl w:val="0"/>
-        </w:rPr>
-      </w:r>
-    </w:p>
-    <w:p>
-      <w:pPr>
-        <w:keepNext w:val="0"/>
-        <w:keepLines w:val="0"/>
-        <w:pageBreakBefore w:val="0"/>
-        <w:widowControl w:val="1"/>
-        <w:pBdr>
-          <w:top w:space="0" w:sz="0" w:val="nil"/>
-          <w:left w:space="0" w:sz="0" w:val="nil"/>
-          <w:bottom w:space="0" w:sz="0" w:val="nil"/>
-          <w:right w:space="0" w:sz="0" w:val="nil"/>
-          <w:between w:space="0" w:sz="0" w:val="nil"/>
-        </w:pBdr>
-        <w:shd w:fill="auto" w:val="clear"/>
-        <w:spacing w:after="160" w:before="0" w:line="240" w:lineRule="auto"/>
-        <w:ind w:left="0" w:right="0" w:firstLine="0"/>
-        <w:jc w:val="left"/>
-        <w:rPr>
-          <w:rFonts w:ascii="Times New Roman" w:cs="Times New Roman" w:eastAsia="Times New Roman" w:hAnsi="Times New Roman"/>
-          <w:b w:val="0"/>
-          <w:bCs w:val="0"/>
-          <w:i w:val="0"/>
-          <w:iCs w:val="0"/>
-          <w:smallCaps w:val="0"/>
-          <w:strike w:val="0"/>
-          <w:color w:val="000000"/>
-          <w:sz w:val="24"/>
-          <w:szCs w:val="24"/>
-          <w:u w:val="none"/>
-          <w:shd w:fill="auto" w:val="clear"/>
-          <w:vertAlign w:val="baseline"/>
-        </w:rPr>
-      </w:pPr>
-      <w:r>
-        <w:rPr>
-          <w:rFonts w:ascii="Times New Roman" w:cs="Times New Roman" w:eastAsia="Times New Roman" w:hAnsi="Times New Roman"/>
-          <w:b w:val="0"/>
-          <w:bCs w:val="0"/>
+    </w:p>
+    <w:p>
+      <w:pPr>
+        <w:keepNext w:val="0"/>
+        <w:keepLines w:val="0"/>
+        <w:pageBreakBefore w:val="0"/>
+        <w:widowControl w:val="1"/>
+        <w:pBdr>
+          <w:top w:space="0" w:sz="0" w:val="nil"/>
+          <w:left w:space="0" w:sz="0" w:val="nil"/>
+          <w:bottom w:space="0" w:sz="0" w:val="nil"/>
+          <w:right w:space="0" w:sz="0" w:val="nil"/>
+          <w:between w:space="0" w:sz="0" w:val="nil"/>
+        </w:pBdr>
+        <w:shd w:fill="auto" w:val="clear"/>
+        <w:spacing w:after="160" w:before="0" w:line="240" w:lineRule="auto"/>
+        <w:ind w:left="0" w:right="0" w:firstLine="0"/>
+        <w:jc w:val="left"/>
+        <w:rPr>
+          <w:rFonts w:ascii="Times New Roman" w:cs="Times New Roman" w:eastAsia="Times New Roman" w:hAnsi="Times New Roman"/>
+          <w:b w:val="1"/>
+          <w:bCs w:val="1"/>
+          <w:i w:val="0"/>
+          <w:iCs w:val="0"/>
+          <w:smallCaps w:val="0"/>
+          <w:strike w:val="0"/>
+          <w:color w:val="000000"/>
+          <w:sz w:val="24"/>
+          <w:szCs w:val="24"/>
+          <w:u w:val="none"/>
+          <w:shd w:fill="auto" w:val="clear"/>
+          <w:vertAlign w:val="baseline"/>
+        </w:rPr>
+      </w:pPr>
+      <w:r>
+        <w:rPr>
+          <w:rFonts w:ascii="Times New Roman" w:cs="Times New Roman" w:eastAsia="Times New Roman" w:hAnsi="Times New Roman"/>
+          <w:b w:val="1"/>
+          <w:bCs w:val="1"/>
+          <w:i w:val="0"/>
+          <w:iCs w:val="0"/>
+          <w:smallCaps w:val="0"/>
+          <w:strike w:val="0"/>
+          <w:color w:val="000000"/>
+          <w:sz w:val="24"/>
+          <w:szCs w:val="24"/>
+          <w:u w:val="none"/>
+          <w:shd w:fill="auto" w:val="clear"/>
+          <w:vertAlign w:val="baseline"/>
+          <w:rtl w:val="0"/>
+        </w:rPr>
+        <w:t xml:space="preserve">Teneur des Conclusions Fiscales dans le Procès contre Bondésio Ambroise.                                   Vu l’ordonnance de la Section d’Accusation prise cette Cour d’appel en date du 24 courant,</w:t>
+      </w:r>
+    </w:p>
+    <w:p>
+      <w:pPr>
+        <w:keepNext w:val="0"/>
+        <w:keepLines w:val="0"/>
+        <w:pageBreakBefore w:val="0"/>
+        <w:widowControl w:val="1"/>
+        <w:pBdr>
+          <w:top w:space="0" w:sz="0" w:val="nil"/>
+          <w:left w:space="0" w:sz="0" w:val="nil"/>
+          <w:bottom w:space="0" w:sz="0" w:val="nil"/>
+          <w:right w:space="0" w:sz="0" w:val="nil"/>
+          <w:between w:space="0" w:sz="0" w:val="nil"/>
+        </w:pBdr>
+        <w:shd w:fill="auto" w:val="clear"/>
+        <w:spacing w:after="160" w:before="0" w:line="240" w:lineRule="auto"/>
+        <w:ind w:left="0" w:right="0" w:firstLine="0"/>
+        <w:jc w:val="left"/>
+        <w:rPr>
+          <w:rFonts w:ascii="Times New Roman" w:cs="Times New Roman" w:eastAsia="Times New Roman" w:hAnsi="Times New Roman"/>
+          <w:b w:val="1"/>
+          <w:bCs w:val="1"/>
+          <w:i w:val="0"/>
+          <w:iCs w:val="0"/>
+          <w:smallCaps w:val="0"/>
+          <w:strike w:val="0"/>
+          <w:color w:val="000000"/>
+          <w:sz w:val="24"/>
+          <w:szCs w:val="24"/>
+          <w:u w:val="none"/>
+          <w:shd w:fill="auto" w:val="clear"/>
+          <w:vertAlign w:val="baseline"/>
+        </w:rPr>
+      </w:pPr>
+      <w:r>
+        <w:rPr>
+          <w:rFonts w:ascii="Times New Roman" w:cs="Times New Roman" w:eastAsia="Times New Roman" w:hAnsi="Times New Roman"/>
+          <w:b w:val="1"/>
+          <w:bCs w:val="1"/>
           <w:i w:val="0"/>
           <w:iCs w:val="0"/>
           <w:smallCaps w:val="0"/>
@@ -3487,8 +3402,8 @@
       <w:r>
         <w:rPr>
           <w:rFonts w:ascii="Times New Roman" w:cs="Times New Roman" w:eastAsia="Times New Roman" w:hAnsi="Times New Roman"/>
-          <w:b w:val="0"/>
-          <w:bCs w:val="0"/>
+          <w:b w:val="1"/>
+          <w:bCs w:val="1"/>
           <w:i w:val="0"/>
           <w:iCs w:val="0"/>
           <w:smallCaps w:val="0"/>
@@ -3503,50 +3418,45 @@
         </w:rPr>
         <w:t xml:space="preserve">Prévenu</w:t>
       </w:r>
-      <w:r>
-        <w:rPr>
-          <w:rtl w:val="0"/>
-        </w:rPr>
-      </w:r>
-    </w:p>
-    <w:p>
-      <w:pPr>
-        <w:keepNext w:val="0"/>
-        <w:keepLines w:val="0"/>
-        <w:pageBreakBefore w:val="0"/>
-        <w:widowControl w:val="1"/>
-        <w:pBdr>
-          <w:top w:space="0" w:sz="0" w:val="nil"/>
-          <w:left w:space="0" w:sz="0" w:val="nil"/>
-          <w:bottom w:space="0" w:sz="0" w:val="nil"/>
-          <w:right w:space="0" w:sz="0" w:val="nil"/>
-          <w:between w:space="0" w:sz="0" w:val="nil"/>
-        </w:pBdr>
-        <w:shd w:fill="auto" w:val="clear"/>
-        <w:spacing w:after="160" w:before="0" w:line="240" w:lineRule="auto"/>
-        <w:ind w:left="0" w:right="0" w:firstLine="0"/>
-        <w:jc w:val="left"/>
-        <w:rPr>
-          <w:rFonts w:ascii="Times New Roman" w:cs="Times New Roman" w:eastAsia="Times New Roman" w:hAnsi="Times New Roman"/>
-          <w:b w:val="0"/>
-          <w:bCs w:val="0"/>
-          <w:i w:val="0"/>
-          <w:iCs w:val="0"/>
-          <w:smallCaps w:val="0"/>
-          <w:strike w:val="0"/>
-          <w:color w:val="000000"/>
-          <w:sz w:val="24"/>
-          <w:szCs w:val="24"/>
-          <w:u w:val="none"/>
-          <w:shd w:fill="auto" w:val="clear"/>
-          <w:vertAlign w:val="baseline"/>
-        </w:rPr>
-      </w:pPr>
-      <w:r>
-        <w:rPr>
-          <w:rFonts w:ascii="Times New Roman" w:cs="Times New Roman" w:eastAsia="Times New Roman" w:hAnsi="Times New Roman"/>
-          <w:b w:val="0"/>
-          <w:bCs w:val="0"/>
+    </w:p>
+    <w:p>
+      <w:pPr>
+        <w:keepNext w:val="0"/>
+        <w:keepLines w:val="0"/>
+        <w:pageBreakBefore w:val="0"/>
+        <w:widowControl w:val="1"/>
+        <w:pBdr>
+          <w:top w:space="0" w:sz="0" w:val="nil"/>
+          <w:left w:space="0" w:sz="0" w:val="nil"/>
+          <w:bottom w:space="0" w:sz="0" w:val="nil"/>
+          <w:right w:space="0" w:sz="0" w:val="nil"/>
+          <w:between w:space="0" w:sz="0" w:val="nil"/>
+        </w:pBdr>
+        <w:shd w:fill="auto" w:val="clear"/>
+        <w:spacing w:after="160" w:before="0" w:line="240" w:lineRule="auto"/>
+        <w:ind w:left="0" w:right="0" w:firstLine="0"/>
+        <w:jc w:val="left"/>
+        <w:rPr>
+          <w:rFonts w:ascii="Times New Roman" w:cs="Times New Roman" w:eastAsia="Times New Roman" w:hAnsi="Times New Roman"/>
+          <w:b w:val="1"/>
+          <w:bCs w:val="1"/>
+          <w:i w:val="0"/>
+          <w:iCs w:val="0"/>
+          <w:smallCaps w:val="0"/>
+          <w:strike w:val="0"/>
+          <w:color w:val="000000"/>
+          <w:sz w:val="24"/>
+          <w:szCs w:val="24"/>
+          <w:u w:val="none"/>
+          <w:shd w:fill="auto" w:val="clear"/>
+          <w:vertAlign w:val="baseline"/>
+        </w:rPr>
+      </w:pPr>
+      <w:r>
+        <w:rPr>
+          <w:rFonts w:ascii="Times New Roman" w:cs="Times New Roman" w:eastAsia="Times New Roman" w:hAnsi="Times New Roman"/>
+          <w:b w:val="1"/>
+          <w:bCs w:val="1"/>
           <w:i w:val="0"/>
           <w:iCs w:val="0"/>
           <w:smallCaps w:val="0"/>
@@ -3581,25 +3491,25 @@
         <w:jc w:val="left"/>
         <w:rPr>
           <w:rFonts w:ascii="Times New Roman" w:cs="Times New Roman" w:eastAsia="Times New Roman" w:hAnsi="Times New Roman"/>
-          <w:b w:val="0"/>
-          <w:bCs w:val="0"/>
-          <w:i w:val="0"/>
-          <w:iCs w:val="0"/>
-          <w:smallCaps w:val="0"/>
-          <w:strike w:val="0"/>
-          <w:color w:val="000000"/>
-          <w:sz w:val="24"/>
-          <w:szCs w:val="24"/>
-          <w:u w:val="none"/>
-          <w:shd w:fill="auto" w:val="clear"/>
-          <w:vertAlign w:val="baseline"/>
-        </w:rPr>
-      </w:pPr>
-      <w:r>
-        <w:rPr>
-          <w:rFonts w:ascii="Times New Roman" w:cs="Times New Roman" w:eastAsia="Times New Roman" w:hAnsi="Times New Roman"/>
-          <w:b w:val="0"/>
-          <w:bCs w:val="0"/>
+          <w:b w:val="1"/>
+          <w:bCs w:val="1"/>
+          <w:i w:val="0"/>
+          <w:iCs w:val="0"/>
+          <w:smallCaps w:val="0"/>
+          <w:strike w:val="0"/>
+          <w:color w:val="000000"/>
+          <w:sz w:val="24"/>
+          <w:szCs w:val="24"/>
+          <w:u w:val="none"/>
+          <w:shd w:fill="auto" w:val="clear"/>
+          <w:vertAlign w:val="baseline"/>
+        </w:rPr>
+      </w:pPr>
+      <w:r>
+        <w:rPr>
+          <w:rFonts w:ascii="Times New Roman" w:cs="Times New Roman" w:eastAsia="Times New Roman" w:hAnsi="Times New Roman"/>
+          <w:b w:val="1"/>
+          <w:bCs w:val="1"/>
           <w:i w:val="0"/>
           <w:iCs w:val="0"/>
           <w:smallCaps w:val="0"/>
@@ -3634,25 +3544,25 @@
         <w:jc w:val="left"/>
         <w:rPr>
           <w:rFonts w:ascii="Times New Roman" w:cs="Times New Roman" w:eastAsia="Times New Roman" w:hAnsi="Times New Roman"/>
-          <w:b w:val="0"/>
-          <w:bCs w:val="0"/>
-          <w:i w:val="0"/>
-          <w:iCs w:val="0"/>
-          <w:smallCaps w:val="0"/>
-          <w:strike w:val="0"/>
-          <w:color w:val="000000"/>
-          <w:sz w:val="24"/>
-          <w:szCs w:val="24"/>
-          <w:u w:val="none"/>
-          <w:shd w:fill="auto" w:val="clear"/>
-          <w:vertAlign w:val="baseline"/>
-        </w:rPr>
-      </w:pPr>
-      <w:r>
-        <w:rPr>
-          <w:rFonts w:ascii="Times New Roman" w:cs="Times New Roman" w:eastAsia="Times New Roman" w:hAnsi="Times New Roman"/>
-          <w:b w:val="0"/>
-          <w:bCs w:val="0"/>
+          <w:b w:val="1"/>
+          <w:bCs w:val="1"/>
+          <w:i w:val="0"/>
+          <w:iCs w:val="0"/>
+          <w:smallCaps w:val="0"/>
+          <w:strike w:val="0"/>
+          <w:color w:val="000000"/>
+          <w:sz w:val="24"/>
+          <w:szCs w:val="24"/>
+          <w:u w:val="none"/>
+          <w:shd w:fill="auto" w:val="clear"/>
+          <w:vertAlign w:val="baseline"/>
+        </w:rPr>
+      </w:pPr>
+      <w:r>
+        <w:rPr>
+          <w:rFonts w:ascii="Times New Roman" w:cs="Times New Roman" w:eastAsia="Times New Roman" w:hAnsi="Times New Roman"/>
+          <w:b w:val="1"/>
+          <w:bCs w:val="1"/>
           <w:i w:val="0"/>
           <w:iCs w:val="0"/>
           <w:smallCaps w:val="0"/>
@@ -3687,25 +3597,25 @@
         <w:jc w:val="left"/>
         <w:rPr>
           <w:rFonts w:ascii="Times New Roman" w:cs="Times New Roman" w:eastAsia="Times New Roman" w:hAnsi="Times New Roman"/>
-          <w:b w:val="0"/>
-          <w:bCs w:val="0"/>
-          <w:i w:val="0"/>
-          <w:iCs w:val="0"/>
-          <w:smallCaps w:val="0"/>
-          <w:strike w:val="0"/>
-          <w:color w:val="000000"/>
-          <w:sz w:val="24"/>
-          <w:szCs w:val="24"/>
-          <w:u w:val="none"/>
-          <w:shd w:fill="auto" w:val="clear"/>
-          <w:vertAlign w:val="baseline"/>
-        </w:rPr>
-      </w:pPr>
-      <w:r>
-        <w:rPr>
-          <w:rFonts w:ascii="Times New Roman" w:cs="Times New Roman" w:eastAsia="Times New Roman" w:hAnsi="Times New Roman"/>
-          <w:b w:val="0"/>
-          <w:bCs w:val="0"/>
+          <w:b w:val="1"/>
+          <w:bCs w:val="1"/>
+          <w:i w:val="0"/>
+          <w:iCs w:val="0"/>
+          <w:smallCaps w:val="0"/>
+          <w:strike w:val="0"/>
+          <w:color w:val="000000"/>
+          <w:sz w:val="24"/>
+          <w:szCs w:val="24"/>
+          <w:u w:val="none"/>
+          <w:shd w:fill="auto" w:val="clear"/>
+          <w:vertAlign w:val="baseline"/>
+        </w:rPr>
+      </w:pPr>
+      <w:r>
+        <w:rPr>
+          <w:rFonts w:ascii="Times New Roman" w:cs="Times New Roman" w:eastAsia="Times New Roman" w:hAnsi="Times New Roman"/>
+          <w:b w:val="1"/>
+          <w:bCs w:val="1"/>
           <w:i w:val="0"/>
           <w:iCs w:val="0"/>
           <w:smallCaps w:val="0"/>
@@ -3740,25 +3650,25 @@
         <w:jc w:val="left"/>
         <w:rPr>
           <w:rFonts w:ascii="Times New Roman" w:cs="Times New Roman" w:eastAsia="Times New Roman" w:hAnsi="Times New Roman"/>
-          <w:b w:val="0"/>
-          <w:bCs w:val="0"/>
-          <w:i w:val="0"/>
-          <w:iCs w:val="0"/>
-          <w:smallCaps w:val="0"/>
-          <w:strike w:val="0"/>
-          <w:color w:val="000000"/>
-          <w:sz w:val="24"/>
-          <w:szCs w:val="24"/>
-          <w:u w:val="none"/>
-          <w:shd w:fill="auto" w:val="clear"/>
-          <w:vertAlign w:val="baseline"/>
-        </w:rPr>
-      </w:pPr>
-      <w:r>
-        <w:rPr>
-          <w:rFonts w:ascii="Times New Roman" w:cs="Times New Roman" w:eastAsia="Times New Roman" w:hAnsi="Times New Roman"/>
-          <w:b w:val="0"/>
-          <w:bCs w:val="0"/>
+          <w:b w:val="1"/>
+          <w:bCs w:val="1"/>
+          <w:i w:val="0"/>
+          <w:iCs w:val="0"/>
+          <w:smallCaps w:val="0"/>
+          <w:strike w:val="0"/>
+          <w:color w:val="000000"/>
+          <w:sz w:val="24"/>
+          <w:szCs w:val="24"/>
+          <w:u w:val="none"/>
+          <w:shd w:fill="auto" w:val="clear"/>
+          <w:vertAlign w:val="baseline"/>
+        </w:rPr>
+      </w:pPr>
+      <w:r>
+        <w:rPr>
+          <w:rFonts w:ascii="Times New Roman" w:cs="Times New Roman" w:eastAsia="Times New Roman" w:hAnsi="Times New Roman"/>
+          <w:b w:val="1"/>
+          <w:bCs w:val="1"/>
           <w:i w:val="0"/>
           <w:iCs w:val="0"/>
           <w:smallCaps w:val="0"/>
@@ -3793,25 +3703,25 @@
         <w:jc w:val="left"/>
         <w:rPr>
           <w:rFonts w:ascii="Times New Roman" w:cs="Times New Roman" w:eastAsia="Times New Roman" w:hAnsi="Times New Roman"/>
-          <w:b w:val="0"/>
-          <w:bCs w:val="0"/>
-          <w:i w:val="0"/>
-          <w:iCs w:val="0"/>
-          <w:smallCaps w:val="0"/>
-          <w:strike w:val="0"/>
-          <w:color w:val="000000"/>
-          <w:sz w:val="24"/>
-          <w:szCs w:val="24"/>
-          <w:u w:val="none"/>
-          <w:shd w:fill="auto" w:val="clear"/>
-          <w:vertAlign w:val="baseline"/>
-        </w:rPr>
-      </w:pPr>
-      <w:r>
-        <w:rPr>
-          <w:rFonts w:ascii="Times New Roman" w:cs="Times New Roman" w:eastAsia="Times New Roman" w:hAnsi="Times New Roman"/>
-          <w:b w:val="0"/>
-          <w:bCs w:val="0"/>
+          <w:b w:val="1"/>
+          <w:bCs w:val="1"/>
+          <w:i w:val="0"/>
+          <w:iCs w:val="0"/>
+          <w:smallCaps w:val="0"/>
+          <w:strike w:val="0"/>
+          <w:color w:val="000000"/>
+          <w:sz w:val="24"/>
+          <w:szCs w:val="24"/>
+          <w:u w:val="none"/>
+          <w:shd w:fill="auto" w:val="clear"/>
+          <w:vertAlign w:val="baseline"/>
+        </w:rPr>
+      </w:pPr>
+      <w:r>
+        <w:rPr>
+          <w:rFonts w:ascii="Times New Roman" w:cs="Times New Roman" w:eastAsia="Times New Roman" w:hAnsi="Times New Roman"/>
+          <w:b w:val="1"/>
+          <w:bCs w:val="1"/>
           <w:i w:val="0"/>
           <w:iCs w:val="0"/>
           <w:smallCaps w:val="0"/>
@@ -3846,25 +3756,25 @@
         <w:jc w:val="left"/>
         <w:rPr>
           <w:rFonts w:ascii="Times New Roman" w:cs="Times New Roman" w:eastAsia="Times New Roman" w:hAnsi="Times New Roman"/>
-          <w:b w:val="0"/>
-          <w:bCs w:val="0"/>
-          <w:i w:val="0"/>
-          <w:iCs w:val="0"/>
-          <w:smallCaps w:val="0"/>
-          <w:strike w:val="0"/>
-          <w:color w:val="000000"/>
-          <w:sz w:val="24"/>
-          <w:szCs w:val="24"/>
-          <w:u w:val="none"/>
-          <w:shd w:fill="auto" w:val="clear"/>
-          <w:vertAlign w:val="baseline"/>
-        </w:rPr>
-      </w:pPr>
-      <w:r>
-        <w:rPr>
-          <w:rFonts w:ascii="Times New Roman" w:cs="Times New Roman" w:eastAsia="Times New Roman" w:hAnsi="Times New Roman"/>
-          <w:b w:val="0"/>
-          <w:bCs w:val="0"/>
+          <w:b w:val="1"/>
+          <w:bCs w:val="1"/>
+          <w:i w:val="0"/>
+          <w:iCs w:val="0"/>
+          <w:smallCaps w:val="0"/>
+          <w:strike w:val="0"/>
+          <w:color w:val="000000"/>
+          <w:sz w:val="24"/>
+          <w:szCs w:val="24"/>
+          <w:u w:val="none"/>
+          <w:shd w:fill="auto" w:val="clear"/>
+          <w:vertAlign w:val="baseline"/>
+        </w:rPr>
+      </w:pPr>
+      <w:r>
+        <w:rPr>
+          <w:rFonts w:ascii="Times New Roman" w:cs="Times New Roman" w:eastAsia="Times New Roman" w:hAnsi="Times New Roman"/>
+          <w:b w:val="1"/>
+          <w:bCs w:val="1"/>
           <w:i w:val="0"/>
           <w:iCs w:val="0"/>
           <w:smallCaps w:val="0"/>
@@ -3916,8 +3826,8 @@
       <w:r>
         <w:rPr>
           <w:rFonts w:ascii="Times New Roman" w:cs="Times New Roman" w:eastAsia="Times New Roman" w:hAnsi="Times New Roman"/>
-          <w:b w:val="0"/>
-          <w:bCs w:val="0"/>
+          <w:b w:val="1"/>
+          <w:bCs w:val="1"/>
           <w:i w:val="0"/>
           <w:iCs w:val="0"/>
           <w:smallCaps w:val="0"/>
@@ -3932,50 +3842,45 @@
         </w:rPr>
         <w:t xml:space="preserve">Teneur de l’Ordonnance de la Chambre des Mises en accusation.</w:t>
       </w:r>
-      <w:r>
-        <w:rPr>
-          <w:rtl w:val="0"/>
-        </w:rPr>
-      </w:r>
-    </w:p>
-    <w:p>
-      <w:pPr>
-        <w:keepNext w:val="0"/>
-        <w:keepLines w:val="0"/>
-        <w:pageBreakBefore w:val="0"/>
-        <w:widowControl w:val="1"/>
-        <w:pBdr>
-          <w:top w:space="0" w:sz="0" w:val="nil"/>
-          <w:left w:space="0" w:sz="0" w:val="nil"/>
-          <w:bottom w:space="0" w:sz="0" w:val="nil"/>
-          <w:right w:space="0" w:sz="0" w:val="nil"/>
-          <w:between w:space="0" w:sz="0" w:val="nil"/>
-        </w:pBdr>
-        <w:shd w:fill="auto" w:val="clear"/>
-        <w:spacing w:after="160" w:before="0" w:line="240" w:lineRule="auto"/>
-        <w:ind w:left="0" w:right="0" w:firstLine="0"/>
-        <w:jc w:val="left"/>
-        <w:rPr>
-          <w:rFonts w:ascii="Times New Roman" w:cs="Times New Roman" w:eastAsia="Times New Roman" w:hAnsi="Times New Roman"/>
-          <w:b w:val="0"/>
-          <w:bCs w:val="0"/>
-          <w:i w:val="0"/>
-          <w:iCs w:val="0"/>
-          <w:smallCaps w:val="0"/>
-          <w:strike w:val="0"/>
-          <w:color w:val="000000"/>
-          <w:sz w:val="24"/>
-          <w:szCs w:val="24"/>
-          <w:u w:val="none"/>
-          <w:shd w:fill="auto" w:val="clear"/>
-          <w:vertAlign w:val="baseline"/>
-        </w:rPr>
-      </w:pPr>
-      <w:r>
-        <w:rPr>
-          <w:rFonts w:ascii="Times New Roman" w:cs="Times New Roman" w:eastAsia="Times New Roman" w:hAnsi="Times New Roman"/>
-          <w:b w:val="0"/>
-          <w:bCs w:val="0"/>
+    </w:p>
+    <w:p>
+      <w:pPr>
+        <w:keepNext w:val="0"/>
+        <w:keepLines w:val="0"/>
+        <w:pageBreakBefore w:val="0"/>
+        <w:widowControl w:val="1"/>
+        <w:pBdr>
+          <w:top w:space="0" w:sz="0" w:val="nil"/>
+          <w:left w:space="0" w:sz="0" w:val="nil"/>
+          <w:bottom w:space="0" w:sz="0" w:val="nil"/>
+          <w:right w:space="0" w:sz="0" w:val="nil"/>
+          <w:between w:space="0" w:sz="0" w:val="nil"/>
+        </w:pBdr>
+        <w:shd w:fill="auto" w:val="clear"/>
+        <w:spacing w:after="160" w:before="0" w:line="240" w:lineRule="auto"/>
+        <w:ind w:left="0" w:right="0" w:firstLine="0"/>
+        <w:jc w:val="left"/>
+        <w:rPr>
+          <w:rFonts w:ascii="Times New Roman" w:cs="Times New Roman" w:eastAsia="Times New Roman" w:hAnsi="Times New Roman"/>
+          <w:b w:val="1"/>
+          <w:bCs w:val="1"/>
+          <w:i w:val="0"/>
+          <w:iCs w:val="0"/>
+          <w:smallCaps w:val="0"/>
+          <w:strike w:val="0"/>
+          <w:color w:val="000000"/>
+          <w:sz w:val="24"/>
+          <w:szCs w:val="24"/>
+          <w:u w:val="none"/>
+          <w:shd w:fill="auto" w:val="clear"/>
+          <w:vertAlign w:val="baseline"/>
+        </w:rPr>
+      </w:pPr>
+      <w:r>
+        <w:rPr>
+          <w:rFonts w:ascii="Times New Roman" w:cs="Times New Roman" w:eastAsia="Times New Roman" w:hAnsi="Times New Roman"/>
+          <w:b w:val="1"/>
+          <w:bCs w:val="1"/>
           <w:i w:val="0"/>
           <w:iCs w:val="0"/>
           <w:smallCaps w:val="0"/>
@@ -4010,25 +3915,25 @@
         <w:jc w:val="left"/>
         <w:rPr>
           <w:rFonts w:ascii="Times New Roman" w:cs="Times New Roman" w:eastAsia="Times New Roman" w:hAnsi="Times New Roman"/>
-          <w:b w:val="0"/>
-          <w:bCs w:val="0"/>
-          <w:i w:val="0"/>
-          <w:iCs w:val="0"/>
-          <w:smallCaps w:val="0"/>
-          <w:strike w:val="0"/>
-          <w:color w:val="000000"/>
-          <w:sz w:val="24"/>
-          <w:szCs w:val="24"/>
-          <w:u w:val="none"/>
-          <w:shd w:fill="auto" w:val="clear"/>
-          <w:vertAlign w:val="baseline"/>
-        </w:rPr>
-      </w:pPr>
-      <w:r>
-        <w:rPr>
-          <w:rFonts w:ascii="Times New Roman" w:cs="Times New Roman" w:eastAsia="Times New Roman" w:hAnsi="Times New Roman"/>
-          <w:b w:val="0"/>
-          <w:bCs w:val="0"/>
+          <w:b w:val="1"/>
+          <w:bCs w:val="1"/>
+          <w:i w:val="0"/>
+          <w:iCs w:val="0"/>
+          <w:smallCaps w:val="0"/>
+          <w:strike w:val="0"/>
+          <w:color w:val="000000"/>
+          <w:sz w:val="24"/>
+          <w:szCs w:val="24"/>
+          <w:u w:val="none"/>
+          <w:shd w:fill="auto" w:val="clear"/>
+          <w:vertAlign w:val="baseline"/>
+        </w:rPr>
+      </w:pPr>
+      <w:r>
+        <w:rPr>
+          <w:rFonts w:ascii="Times New Roman" w:cs="Times New Roman" w:eastAsia="Times New Roman" w:hAnsi="Times New Roman"/>
+          <w:b w:val="1"/>
+          <w:bCs w:val="1"/>
           <w:i w:val="0"/>
           <w:iCs w:val="0"/>
           <w:smallCaps w:val="0"/>
@@ -4080,8 +3985,8 @@
       <w:r>
         <w:rPr>
           <w:rFonts w:ascii="Times New Roman" w:cs="Times New Roman" w:eastAsia="Times New Roman" w:hAnsi="Times New Roman"/>
-          <w:b w:val="0"/>
-          <w:bCs w:val="0"/>
+          <w:b w:val="1"/>
+          <w:bCs w:val="1"/>
           <w:i w:val="0"/>
           <w:iCs w:val="0"/>
           <w:smallCaps w:val="0"/>
@@ -4096,50 +4001,45 @@
         </w:rPr>
         <w:t xml:space="preserve">Prévenu :</w:t>
       </w:r>
-      <w:r>
-        <w:rPr>
-          <w:rtl w:val="0"/>
-        </w:rPr>
-      </w:r>
-    </w:p>
-    <w:p>
-      <w:pPr>
-        <w:keepNext w:val="0"/>
-        <w:keepLines w:val="0"/>
-        <w:pageBreakBefore w:val="0"/>
-        <w:widowControl w:val="1"/>
-        <w:pBdr>
-          <w:top w:space="0" w:sz="0" w:val="nil"/>
-          <w:left w:space="0" w:sz="0" w:val="nil"/>
-          <w:bottom w:space="0" w:sz="0" w:val="nil"/>
-          <w:right w:space="0" w:sz="0" w:val="nil"/>
-          <w:between w:space="0" w:sz="0" w:val="nil"/>
-        </w:pBdr>
-        <w:shd w:fill="auto" w:val="clear"/>
-        <w:spacing w:after="160" w:before="0" w:line="240" w:lineRule="auto"/>
-        <w:ind w:left="0" w:right="0" w:firstLine="0"/>
-        <w:jc w:val="left"/>
-        <w:rPr>
-          <w:rFonts w:ascii="Times New Roman" w:cs="Times New Roman" w:eastAsia="Times New Roman" w:hAnsi="Times New Roman"/>
-          <w:b w:val="0"/>
-          <w:bCs w:val="0"/>
-          <w:i w:val="0"/>
-          <w:iCs w:val="0"/>
-          <w:smallCaps w:val="0"/>
-          <w:strike w:val="0"/>
-          <w:color w:val="000000"/>
-          <w:sz w:val="24"/>
-          <w:szCs w:val="24"/>
-          <w:u w:val="none"/>
-          <w:shd w:fill="auto" w:val="clear"/>
-          <w:vertAlign w:val="baseline"/>
-        </w:rPr>
-      </w:pPr>
-      <w:r>
-        <w:rPr>
-          <w:rFonts w:ascii="Times New Roman" w:cs="Times New Roman" w:eastAsia="Times New Roman" w:hAnsi="Times New Roman"/>
-          <w:b w:val="0"/>
-          <w:bCs w:val="0"/>
+    </w:p>
+    <w:p>
+      <w:pPr>
+        <w:keepNext w:val="0"/>
+        <w:keepLines w:val="0"/>
+        <w:pageBreakBefore w:val="0"/>
+        <w:widowControl w:val="1"/>
+        <w:pBdr>
+          <w:top w:space="0" w:sz="0" w:val="nil"/>
+          <w:left w:space="0" w:sz="0" w:val="nil"/>
+          <w:bottom w:space="0" w:sz="0" w:val="nil"/>
+          <w:right w:space="0" w:sz="0" w:val="nil"/>
+          <w:between w:space="0" w:sz="0" w:val="nil"/>
+        </w:pBdr>
+        <w:shd w:fill="auto" w:val="clear"/>
+        <w:spacing w:after="160" w:before="0" w:line="240" w:lineRule="auto"/>
+        <w:ind w:left="0" w:right="0" w:firstLine="0"/>
+        <w:jc w:val="left"/>
+        <w:rPr>
+          <w:rFonts w:ascii="Times New Roman" w:cs="Times New Roman" w:eastAsia="Times New Roman" w:hAnsi="Times New Roman"/>
+          <w:b w:val="1"/>
+          <w:bCs w:val="1"/>
+          <w:i w:val="0"/>
+          <w:iCs w:val="0"/>
+          <w:smallCaps w:val="0"/>
+          <w:strike w:val="0"/>
+          <w:color w:val="000000"/>
+          <w:sz w:val="24"/>
+          <w:szCs w:val="24"/>
+          <w:u w:val="none"/>
+          <w:shd w:fill="auto" w:val="clear"/>
+          <w:vertAlign w:val="baseline"/>
+        </w:rPr>
+      </w:pPr>
+      <w:r>
+        <w:rPr>
+          <w:rFonts w:ascii="Times New Roman" w:cs="Times New Roman" w:eastAsia="Times New Roman" w:hAnsi="Times New Roman"/>
+          <w:b w:val="1"/>
+          <w:bCs w:val="1"/>
           <w:i w:val="0"/>
           <w:iCs w:val="0"/>
           <w:smallCaps w:val="0"/>
@@ -4174,25 +4074,25 @@
         <w:jc w:val="left"/>
         <w:rPr>
           <w:rFonts w:ascii="Times New Roman" w:cs="Times New Roman" w:eastAsia="Times New Roman" w:hAnsi="Times New Roman"/>
-          <w:b w:val="0"/>
-          <w:bCs w:val="0"/>
-          <w:i w:val="0"/>
-          <w:iCs w:val="0"/>
-          <w:smallCaps w:val="0"/>
-          <w:strike w:val="0"/>
-          <w:color w:val="000000"/>
-          <w:sz w:val="24"/>
-          <w:szCs w:val="24"/>
-          <w:u w:val="none"/>
-          <w:shd w:fill="auto" w:val="clear"/>
-          <w:vertAlign w:val="baseline"/>
-        </w:rPr>
-      </w:pPr>
-      <w:r>
-        <w:rPr>
-          <w:rFonts w:ascii="Times New Roman" w:cs="Times New Roman" w:eastAsia="Times New Roman" w:hAnsi="Times New Roman"/>
-          <w:b w:val="0"/>
-          <w:bCs w:val="0"/>
+          <w:b w:val="1"/>
+          <w:bCs w:val="1"/>
+          <w:i w:val="0"/>
+          <w:iCs w:val="0"/>
+          <w:smallCaps w:val="0"/>
+          <w:strike w:val="0"/>
+          <w:color w:val="000000"/>
+          <w:sz w:val="24"/>
+          <w:szCs w:val="24"/>
+          <w:u w:val="none"/>
+          <w:shd w:fill="auto" w:val="clear"/>
+          <w:vertAlign w:val="baseline"/>
+        </w:rPr>
+      </w:pPr>
+      <w:r>
+        <w:rPr>
+          <w:rFonts w:ascii="Times New Roman" w:cs="Times New Roman" w:eastAsia="Times New Roman" w:hAnsi="Times New Roman"/>
+          <w:b w:val="1"/>
+          <w:bCs w:val="1"/>
           <w:i w:val="0"/>
           <w:iCs w:val="0"/>
           <w:smallCaps w:val="0"/>
@@ -4227,25 +4127,25 @@
         <w:jc w:val="left"/>
         <w:rPr>
           <w:rFonts w:ascii="Times New Roman" w:cs="Times New Roman" w:eastAsia="Times New Roman" w:hAnsi="Times New Roman"/>
-          <w:b w:val="0"/>
-          <w:bCs w:val="0"/>
-          <w:i w:val="0"/>
-          <w:iCs w:val="0"/>
-          <w:smallCaps w:val="0"/>
-          <w:strike w:val="0"/>
-          <w:color w:val="000000"/>
-          <w:sz w:val="24"/>
-          <w:szCs w:val="24"/>
-          <w:u w:val="none"/>
-          <w:shd w:fill="auto" w:val="clear"/>
-          <w:vertAlign w:val="baseline"/>
-        </w:rPr>
-      </w:pPr>
-      <w:r>
-        <w:rPr>
-          <w:rFonts w:ascii="Times New Roman" w:cs="Times New Roman" w:eastAsia="Times New Roman" w:hAnsi="Times New Roman"/>
-          <w:b w:val="0"/>
-          <w:bCs w:val="0"/>
+          <w:b w:val="1"/>
+          <w:bCs w:val="1"/>
+          <w:i w:val="0"/>
+          <w:iCs w:val="0"/>
+          <w:smallCaps w:val="0"/>
+          <w:strike w:val="0"/>
+          <w:color w:val="000000"/>
+          <w:sz w:val="24"/>
+          <w:szCs w:val="24"/>
+          <w:u w:val="none"/>
+          <w:shd w:fill="auto" w:val="clear"/>
+          <w:vertAlign w:val="baseline"/>
+        </w:rPr>
+      </w:pPr>
+      <w:r>
+        <w:rPr>
+          <w:rFonts w:ascii="Times New Roman" w:cs="Times New Roman" w:eastAsia="Times New Roman" w:hAnsi="Times New Roman"/>
+          <w:b w:val="1"/>
+          <w:bCs w:val="1"/>
           <w:i w:val="0"/>
           <w:iCs w:val="0"/>
           <w:smallCaps w:val="0"/>
@@ -4280,25 +4180,25 @@
         <w:jc w:val="left"/>
         <w:rPr>
           <w:rFonts w:ascii="Times New Roman" w:cs="Times New Roman" w:eastAsia="Times New Roman" w:hAnsi="Times New Roman"/>
-          <w:b w:val="0"/>
-          <w:bCs w:val="0"/>
-          <w:i w:val="0"/>
-          <w:iCs w:val="0"/>
-          <w:smallCaps w:val="0"/>
-          <w:strike w:val="0"/>
-          <w:color w:val="000000"/>
-          <w:sz w:val="24"/>
-          <w:szCs w:val="24"/>
-          <w:u w:val="none"/>
-          <w:shd w:fill="auto" w:val="clear"/>
-          <w:vertAlign w:val="baseline"/>
-        </w:rPr>
-      </w:pPr>
-      <w:r>
-        <w:rPr>
-          <w:rFonts w:ascii="Times New Roman" w:cs="Times New Roman" w:eastAsia="Times New Roman" w:hAnsi="Times New Roman"/>
-          <w:b w:val="0"/>
-          <w:bCs w:val="0"/>
+          <w:b w:val="1"/>
+          <w:bCs w:val="1"/>
+          <w:i w:val="0"/>
+          <w:iCs w:val="0"/>
+          <w:smallCaps w:val="0"/>
+          <w:strike w:val="0"/>
+          <w:color w:val="000000"/>
+          <w:sz w:val="24"/>
+          <w:szCs w:val="24"/>
+          <w:u w:val="none"/>
+          <w:shd w:fill="auto" w:val="clear"/>
+          <w:vertAlign w:val="baseline"/>
+        </w:rPr>
+      </w:pPr>
+      <w:r>
+        <w:rPr>
+          <w:rFonts w:ascii="Times New Roman" w:cs="Times New Roman" w:eastAsia="Times New Roman" w:hAnsi="Times New Roman"/>
+          <w:b w:val="1"/>
+          <w:bCs w:val="1"/>
           <w:i w:val="0"/>
           <w:iCs w:val="0"/>
           <w:smallCaps w:val="0"/>
@@ -4333,25 +4233,25 @@
         <w:jc w:val="left"/>
         <w:rPr>
           <w:rFonts w:ascii="Times New Roman" w:cs="Times New Roman" w:eastAsia="Times New Roman" w:hAnsi="Times New Roman"/>
-          <w:b w:val="0"/>
-          <w:bCs w:val="0"/>
-          <w:i w:val="0"/>
-          <w:iCs w:val="0"/>
-          <w:smallCaps w:val="0"/>
-          <w:strike w:val="0"/>
-          <w:color w:val="000000"/>
-          <w:sz w:val="24"/>
-          <w:szCs w:val="24"/>
-          <w:u w:val="none"/>
-          <w:shd w:fill="auto" w:val="clear"/>
-          <w:vertAlign w:val="baseline"/>
-        </w:rPr>
-      </w:pPr>
-      <w:r>
-        <w:rPr>
-          <w:rFonts w:ascii="Times New Roman" w:cs="Times New Roman" w:eastAsia="Times New Roman" w:hAnsi="Times New Roman"/>
-          <w:b w:val="0"/>
-          <w:bCs w:val="0"/>
+          <w:b w:val="1"/>
+          <w:bCs w:val="1"/>
+          <w:i w:val="0"/>
+          <w:iCs w:val="0"/>
+          <w:smallCaps w:val="0"/>
+          <w:strike w:val="0"/>
+          <w:color w:val="000000"/>
+          <w:sz w:val="24"/>
+          <w:szCs w:val="24"/>
+          <w:u w:val="none"/>
+          <w:shd w:fill="auto" w:val="clear"/>
+          <w:vertAlign w:val="baseline"/>
+        </w:rPr>
+      </w:pPr>
+      <w:r>
+        <w:rPr>
+          <w:rFonts w:ascii="Times New Roman" w:cs="Times New Roman" w:eastAsia="Times New Roman" w:hAnsi="Times New Roman"/>
+          <w:b w:val="1"/>
+          <w:bCs w:val="1"/>
           <w:i w:val="0"/>
           <w:iCs w:val="0"/>
           <w:smallCaps w:val="0"/>
@@ -4386,25 +4286,25 @@
         <w:jc w:val="left"/>
         <w:rPr>
           <w:rFonts w:ascii="Times New Roman" w:cs="Times New Roman" w:eastAsia="Times New Roman" w:hAnsi="Times New Roman"/>
-          <w:b w:val="0"/>
-          <w:bCs w:val="0"/>
-          <w:i w:val="0"/>
-          <w:iCs w:val="0"/>
-          <w:smallCaps w:val="0"/>
-          <w:strike w:val="0"/>
-          <w:color w:val="000000"/>
-          <w:sz w:val="24"/>
-          <w:szCs w:val="24"/>
-          <w:u w:val="none"/>
-          <w:shd w:fill="auto" w:val="clear"/>
-          <w:vertAlign w:val="baseline"/>
-        </w:rPr>
-      </w:pPr>
-      <w:r>
-        <w:rPr>
-          <w:rFonts w:ascii="Times New Roman" w:cs="Times New Roman" w:eastAsia="Times New Roman" w:hAnsi="Times New Roman"/>
-          <w:b w:val="0"/>
-          <w:bCs w:val="0"/>
+          <w:b w:val="1"/>
+          <w:bCs w:val="1"/>
+          <w:i w:val="0"/>
+          <w:iCs w:val="0"/>
+          <w:smallCaps w:val="0"/>
+          <w:strike w:val="0"/>
+          <w:color w:val="000000"/>
+          <w:sz w:val="24"/>
+          <w:szCs w:val="24"/>
+          <w:u w:val="none"/>
+          <w:shd w:fill="auto" w:val="clear"/>
+          <w:vertAlign w:val="baseline"/>
+        </w:rPr>
+      </w:pPr>
+      <w:r>
+        <w:rPr>
+          <w:rFonts w:ascii="Times New Roman" w:cs="Times New Roman" w:eastAsia="Times New Roman" w:hAnsi="Times New Roman"/>
+          <w:b w:val="1"/>
+          <w:bCs w:val="1"/>
           <w:i w:val="0"/>
           <w:iCs w:val="0"/>
           <w:smallCaps w:val="0"/>
@@ -4439,25 +4339,25 @@
         <w:jc w:val="left"/>
         <w:rPr>
           <w:rFonts w:ascii="Times New Roman" w:cs="Times New Roman" w:eastAsia="Times New Roman" w:hAnsi="Times New Roman"/>
-          <w:b w:val="0"/>
-          <w:bCs w:val="0"/>
-          <w:i w:val="0"/>
-          <w:iCs w:val="0"/>
-          <w:smallCaps w:val="0"/>
-          <w:strike w:val="0"/>
-          <w:color w:val="000000"/>
-          <w:sz w:val="24"/>
-          <w:szCs w:val="24"/>
-          <w:u w:val="none"/>
-          <w:shd w:fill="auto" w:val="clear"/>
-          <w:vertAlign w:val="baseline"/>
-        </w:rPr>
-      </w:pPr>
-      <w:r>
-        <w:rPr>
-          <w:rFonts w:ascii="Times New Roman" w:cs="Times New Roman" w:eastAsia="Times New Roman" w:hAnsi="Times New Roman"/>
-          <w:b w:val="0"/>
-          <w:bCs w:val="0"/>
+          <w:b w:val="1"/>
+          <w:bCs w:val="1"/>
+          <w:i w:val="0"/>
+          <w:iCs w:val="0"/>
+          <w:smallCaps w:val="0"/>
+          <w:strike w:val="0"/>
+          <w:color w:val="000000"/>
+          <w:sz w:val="24"/>
+          <w:szCs w:val="24"/>
+          <w:u w:val="none"/>
+          <w:shd w:fill="auto" w:val="clear"/>
+          <w:vertAlign w:val="baseline"/>
+        </w:rPr>
+      </w:pPr>
+      <w:r>
+        <w:rPr>
+          <w:rFonts w:ascii="Times New Roman" w:cs="Times New Roman" w:eastAsia="Times New Roman" w:hAnsi="Times New Roman"/>
+          <w:b w:val="1"/>
+          <w:bCs w:val="1"/>
           <w:i w:val="0"/>
           <w:iCs w:val="0"/>
           <w:smallCaps w:val="0"/>
@@ -4492,25 +4392,25 @@
         <w:jc w:val="left"/>
         <w:rPr>
           <w:rFonts w:ascii="Times New Roman" w:cs="Times New Roman" w:eastAsia="Times New Roman" w:hAnsi="Times New Roman"/>
-          <w:b w:val="0"/>
-          <w:bCs w:val="0"/>
-          <w:i w:val="0"/>
-          <w:iCs w:val="0"/>
-          <w:smallCaps w:val="0"/>
-          <w:strike w:val="0"/>
-          <w:color w:val="000000"/>
-          <w:sz w:val="24"/>
-          <w:szCs w:val="24"/>
-          <w:u w:val="none"/>
-          <w:shd w:fill="auto" w:val="clear"/>
-          <w:vertAlign w:val="baseline"/>
-        </w:rPr>
-      </w:pPr>
-      <w:r>
-        <w:rPr>
-          <w:rFonts w:ascii="Times New Roman" w:cs="Times New Roman" w:eastAsia="Times New Roman" w:hAnsi="Times New Roman"/>
-          <w:b w:val="0"/>
-          <w:bCs w:val="0"/>
+          <w:b w:val="1"/>
+          <w:bCs w:val="1"/>
+          <w:i w:val="0"/>
+          <w:iCs w:val="0"/>
+          <w:smallCaps w:val="0"/>
+          <w:strike w:val="0"/>
+          <w:color w:val="000000"/>
+          <w:sz w:val="24"/>
+          <w:szCs w:val="24"/>
+          <w:u w:val="none"/>
+          <w:shd w:fill="auto" w:val="clear"/>
+          <w:vertAlign w:val="baseline"/>
+        </w:rPr>
+      </w:pPr>
+      <w:r>
+        <w:rPr>
+          <w:rFonts w:ascii="Times New Roman" w:cs="Times New Roman" w:eastAsia="Times New Roman" w:hAnsi="Times New Roman"/>
+          <w:b w:val="1"/>
+          <w:bCs w:val="1"/>
           <w:i w:val="0"/>
           <w:iCs w:val="0"/>
           <w:smallCaps w:val="0"/>
@@ -4545,25 +4445,25 @@
         <w:jc w:val="left"/>
         <w:rPr>
           <w:rFonts w:ascii="Times New Roman" w:cs="Times New Roman" w:eastAsia="Times New Roman" w:hAnsi="Times New Roman"/>
-          <w:b w:val="0"/>
-          <w:bCs w:val="0"/>
-          <w:i w:val="0"/>
-          <w:iCs w:val="0"/>
-          <w:smallCaps w:val="0"/>
-          <w:strike w:val="0"/>
-          <w:color w:val="000000"/>
-          <w:sz w:val="24"/>
-          <w:szCs w:val="24"/>
-          <w:u w:val="none"/>
-          <w:shd w:fill="auto" w:val="clear"/>
-          <w:vertAlign w:val="baseline"/>
-        </w:rPr>
-      </w:pPr>
-      <w:r>
-        <w:rPr>
-          <w:rFonts w:ascii="Times New Roman" w:cs="Times New Roman" w:eastAsia="Times New Roman" w:hAnsi="Times New Roman"/>
-          <w:b w:val="0"/>
-          <w:bCs w:val="0"/>
+          <w:b w:val="1"/>
+          <w:bCs w:val="1"/>
+          <w:i w:val="0"/>
+          <w:iCs w:val="0"/>
+          <w:smallCaps w:val="0"/>
+          <w:strike w:val="0"/>
+          <w:color w:val="000000"/>
+          <w:sz w:val="24"/>
+          <w:szCs w:val="24"/>
+          <w:u w:val="none"/>
+          <w:shd w:fill="auto" w:val="clear"/>
+          <w:vertAlign w:val="baseline"/>
+        </w:rPr>
+      </w:pPr>
+      <w:r>
+        <w:rPr>
+          <w:rFonts w:ascii="Times New Roman" w:cs="Times New Roman" w:eastAsia="Times New Roman" w:hAnsi="Times New Roman"/>
+          <w:b w:val="1"/>
+          <w:bCs w:val="1"/>
           <w:i w:val="0"/>
           <w:iCs w:val="0"/>
           <w:smallCaps w:val="0"/>
@@ -4600,25 +4500,25 @@
         <w:jc w:val="left"/>
         <w:rPr>
           <w:rFonts w:ascii="Times New Roman" w:cs="Times New Roman" w:eastAsia="Times New Roman" w:hAnsi="Times New Roman"/>
-          <w:b w:val="0"/>
-          <w:bCs w:val="0"/>
-          <w:i w:val="0"/>
-          <w:iCs w:val="0"/>
-          <w:smallCaps w:val="0"/>
-          <w:strike w:val="0"/>
-          <w:color w:val="000000"/>
-          <w:sz w:val="24"/>
-          <w:szCs w:val="24"/>
-          <w:u w:val="none"/>
-          <w:shd w:fill="auto" w:val="clear"/>
-          <w:vertAlign w:val="baseline"/>
-        </w:rPr>
-      </w:pPr>
-      <w:r>
-        <w:rPr>
-          <w:rFonts w:ascii="Times New Roman" w:cs="Times New Roman" w:eastAsia="Times New Roman" w:hAnsi="Times New Roman"/>
-          <w:b w:val="0"/>
-          <w:bCs w:val="0"/>
+          <w:b w:val="1"/>
+          <w:bCs w:val="1"/>
+          <w:i w:val="0"/>
+          <w:iCs w:val="0"/>
+          <w:smallCaps w:val="0"/>
+          <w:strike w:val="0"/>
+          <w:color w:val="000000"/>
+          <w:sz w:val="24"/>
+          <w:szCs w:val="24"/>
+          <w:u w:val="none"/>
+          <w:shd w:fill="auto" w:val="clear"/>
+          <w:vertAlign w:val="baseline"/>
+        </w:rPr>
+      </w:pPr>
+      <w:r>
+        <w:rPr>
+          <w:rFonts w:ascii="Times New Roman" w:cs="Times New Roman" w:eastAsia="Times New Roman" w:hAnsi="Times New Roman"/>
+          <w:b w:val="1"/>
+          <w:bCs w:val="1"/>
           <w:i w:val="0"/>
           <w:iCs w:val="0"/>
           <w:smallCaps w:val="0"/>
@@ -4655,25 +4555,25 @@
         <w:jc w:val="left"/>
         <w:rPr>
           <w:rFonts w:ascii="Times New Roman" w:cs="Times New Roman" w:eastAsia="Times New Roman" w:hAnsi="Times New Roman"/>
-          <w:b w:val="0"/>
-          <w:bCs w:val="0"/>
-          <w:i w:val="0"/>
-          <w:iCs w:val="0"/>
-          <w:smallCaps w:val="0"/>
-          <w:strike w:val="0"/>
-          <w:color w:val="000000"/>
-          <w:sz w:val="24"/>
-          <w:szCs w:val="24"/>
-          <w:u w:val="none"/>
-          <w:shd w:fill="auto" w:val="clear"/>
-          <w:vertAlign w:val="baseline"/>
-        </w:rPr>
-      </w:pPr>
-      <w:r>
-        <w:rPr>
-          <w:rFonts w:ascii="Times New Roman" w:cs="Times New Roman" w:eastAsia="Times New Roman" w:hAnsi="Times New Roman"/>
-          <w:b w:val="0"/>
-          <w:bCs w:val="0"/>
+          <w:b w:val="1"/>
+          <w:bCs w:val="1"/>
+          <w:i w:val="0"/>
+          <w:iCs w:val="0"/>
+          <w:smallCaps w:val="0"/>
+          <w:strike w:val="0"/>
+          <w:color w:val="000000"/>
+          <w:sz w:val="24"/>
+          <w:szCs w:val="24"/>
+          <w:u w:val="none"/>
+          <w:shd w:fill="auto" w:val="clear"/>
+          <w:vertAlign w:val="baseline"/>
+        </w:rPr>
+      </w:pPr>
+      <w:r>
+        <w:rPr>
+          <w:rFonts w:ascii="Times New Roman" w:cs="Times New Roman" w:eastAsia="Times New Roman" w:hAnsi="Times New Roman"/>
+          <w:b w:val="1"/>
+          <w:bCs w:val="1"/>
           <w:i w:val="0"/>
           <w:iCs w:val="0"/>
           <w:smallCaps w:val="0"/>
@@ -4708,25 +4608,25 @@
         <w:jc w:val="left"/>
         <w:rPr>
           <w:rFonts w:ascii="Times New Roman" w:cs="Times New Roman" w:eastAsia="Times New Roman" w:hAnsi="Times New Roman"/>
-          <w:b w:val="0"/>
-          <w:bCs w:val="0"/>
-          <w:i w:val="0"/>
-          <w:iCs w:val="0"/>
-          <w:smallCaps w:val="0"/>
-          <w:strike w:val="0"/>
-          <w:color w:val="000000"/>
-          <w:sz w:val="24"/>
-          <w:szCs w:val="24"/>
-          <w:u w:val="none"/>
-          <w:shd w:fill="auto" w:val="clear"/>
-          <w:vertAlign w:val="baseline"/>
-        </w:rPr>
-      </w:pPr>
-      <w:r>
-        <w:rPr>
-          <w:rFonts w:ascii="Times New Roman" w:cs="Times New Roman" w:eastAsia="Times New Roman" w:hAnsi="Times New Roman"/>
-          <w:b w:val="0"/>
-          <w:bCs w:val="0"/>
+          <w:b w:val="1"/>
+          <w:bCs w:val="1"/>
+          <w:i w:val="0"/>
+          <w:iCs w:val="0"/>
+          <w:smallCaps w:val="0"/>
+          <w:strike w:val="0"/>
+          <w:color w:val="000000"/>
+          <w:sz w:val="24"/>
+          <w:szCs w:val="24"/>
+          <w:u w:val="none"/>
+          <w:shd w:fill="auto" w:val="clear"/>
+          <w:vertAlign w:val="baseline"/>
+        </w:rPr>
+      </w:pPr>
+      <w:r>
+        <w:rPr>
+          <w:rFonts w:ascii="Times New Roman" w:cs="Times New Roman" w:eastAsia="Times New Roman" w:hAnsi="Times New Roman"/>
+          <w:b w:val="1"/>
+          <w:bCs w:val="1"/>
           <w:i w:val="0"/>
           <w:iCs w:val="0"/>
           <w:smallCaps w:val="0"/>
@@ -4761,25 +4661,25 @@
         <w:jc w:val="left"/>
         <w:rPr>
           <w:rFonts w:ascii="Times New Roman" w:cs="Times New Roman" w:eastAsia="Times New Roman" w:hAnsi="Times New Roman"/>
-          <w:b w:val="0"/>
-          <w:bCs w:val="0"/>
-          <w:i w:val="0"/>
-          <w:iCs w:val="0"/>
-          <w:smallCaps w:val="0"/>
-          <w:strike w:val="0"/>
-          <w:color w:val="000000"/>
-          <w:sz w:val="24"/>
-          <w:szCs w:val="24"/>
-          <w:u w:val="none"/>
-          <w:shd w:fill="auto" w:val="clear"/>
-          <w:vertAlign w:val="baseline"/>
-        </w:rPr>
-      </w:pPr>
-      <w:r>
-        <w:rPr>
-          <w:rFonts w:ascii="Times New Roman" w:cs="Times New Roman" w:eastAsia="Times New Roman" w:hAnsi="Times New Roman"/>
-          <w:b w:val="0"/>
-          <w:bCs w:val="0"/>
+          <w:b w:val="1"/>
+          <w:bCs w:val="1"/>
+          <w:i w:val="0"/>
+          <w:iCs w:val="0"/>
+          <w:smallCaps w:val="0"/>
+          <w:strike w:val="0"/>
+          <w:color w:val="000000"/>
+          <w:sz w:val="24"/>
+          <w:szCs w:val="24"/>
+          <w:u w:val="none"/>
+          <w:shd w:fill="auto" w:val="clear"/>
+          <w:vertAlign w:val="baseline"/>
+        </w:rPr>
+      </w:pPr>
+      <w:r>
+        <w:rPr>
+          <w:rFonts w:ascii="Times New Roman" w:cs="Times New Roman" w:eastAsia="Times New Roman" w:hAnsi="Times New Roman"/>
+          <w:b w:val="1"/>
+          <w:bCs w:val="1"/>
           <w:i w:val="0"/>
           <w:iCs w:val="0"/>
           <w:smallCaps w:val="0"/>
@@ -5933,24 +5833,30 @@
       <w:pPr>
         <w:rPr>
           <w:rFonts w:ascii="Times New Roman" w:cs="Times New Roman" w:eastAsia="Times New Roman" w:hAnsi="Times New Roman"/>
-        </w:rPr>
-      </w:pPr>
-      <w:r>
-        <w:rPr>
-          <w:rtl w:val="0"/>
-        </w:rPr>
-      </w:r>
-    </w:p>
-    <w:p>
-      <w:pPr>
-        <w:rPr>
-          <w:rFonts w:ascii="Times New Roman" w:cs="Times New Roman" w:eastAsia="Times New Roman" w:hAnsi="Times New Roman"/>
-          <w:color w:val="000000"/>
-        </w:rPr>
-      </w:pPr>
-      <w:r>
-        <w:rPr>
-          <w:rFonts w:ascii="Times New Roman" w:cs="Times New Roman" w:eastAsia="Times New Roman" w:hAnsi="Times New Roman"/>
+          <w:b w:val="1"/>
+          <w:bCs w:val="1"/>
+        </w:rPr>
+      </w:pPr>
+      <w:r>
+        <w:rPr>
+          <w:rtl w:val="0"/>
+        </w:rPr>
+      </w:r>
+    </w:p>
+    <w:p>
+      <w:pPr>
+        <w:rPr>
+          <w:rFonts w:ascii="Times New Roman" w:cs="Times New Roman" w:eastAsia="Times New Roman" w:hAnsi="Times New Roman"/>
+          <w:b w:val="1"/>
+          <w:bCs w:val="1"/>
+          <w:color w:val="000000"/>
+        </w:rPr>
+      </w:pPr>
+      <w:r>
+        <w:rPr>
+          <w:rFonts w:ascii="Times New Roman" w:cs="Times New Roman" w:eastAsia="Times New Roman" w:hAnsi="Times New Roman"/>
+          <w:b w:val="1"/>
+          <w:bCs w:val="1"/>
           <w:color w:val="000000"/>
           <w:rtl w:val="0"/>
         </w:rPr>
@@ -5976,25 +5882,25 @@
         <w:jc w:val="left"/>
         <w:rPr>
           <w:rFonts w:ascii="Times New Roman" w:cs="Times New Roman" w:eastAsia="Times New Roman" w:hAnsi="Times New Roman"/>
-          <w:b w:val="0"/>
-          <w:bCs w:val="0"/>
-          <w:i w:val="0"/>
-          <w:iCs w:val="0"/>
-          <w:smallCaps w:val="0"/>
-          <w:strike w:val="0"/>
-          <w:color w:val="000000"/>
-          <w:sz w:val="24"/>
-          <w:szCs w:val="24"/>
-          <w:u w:val="none"/>
-          <w:shd w:fill="auto" w:val="clear"/>
-          <w:vertAlign w:val="baseline"/>
-        </w:rPr>
-      </w:pPr>
-      <w:r>
-        <w:rPr>
-          <w:rFonts w:ascii="Times New Roman" w:cs="Times New Roman" w:eastAsia="Times New Roman" w:hAnsi="Times New Roman"/>
-          <w:b w:val="0"/>
-          <w:bCs w:val="0"/>
+          <w:b w:val="1"/>
+          <w:bCs w:val="1"/>
+          <w:i w:val="0"/>
+          <w:iCs w:val="0"/>
+          <w:smallCaps w:val="0"/>
+          <w:strike w:val="0"/>
+          <w:color w:val="000000"/>
+          <w:sz w:val="24"/>
+          <w:szCs w:val="24"/>
+          <w:u w:val="none"/>
+          <w:shd w:fill="auto" w:val="clear"/>
+          <w:vertAlign w:val="baseline"/>
+        </w:rPr>
+      </w:pPr>
+      <w:r>
+        <w:rPr>
+          <w:rFonts w:ascii="Times New Roman" w:cs="Times New Roman" w:eastAsia="Times New Roman" w:hAnsi="Times New Roman"/>
+          <w:b w:val="1"/>
+          <w:bCs w:val="1"/>
           <w:i w:val="0"/>
           <w:iCs w:val="0"/>
           <w:smallCaps w:val="0"/>
@@ -6029,25 +5935,25 @@
         <w:jc w:val="left"/>
         <w:rPr>
           <w:rFonts w:ascii="Times New Roman" w:cs="Times New Roman" w:eastAsia="Times New Roman" w:hAnsi="Times New Roman"/>
-          <w:b w:val="0"/>
-          <w:bCs w:val="0"/>
-          <w:i w:val="0"/>
-          <w:iCs w:val="0"/>
-          <w:smallCaps w:val="0"/>
-          <w:strike w:val="0"/>
-          <w:color w:val="000000"/>
-          <w:sz w:val="24"/>
-          <w:szCs w:val="24"/>
-          <w:u w:val="none"/>
-          <w:shd w:fill="auto" w:val="clear"/>
-          <w:vertAlign w:val="baseline"/>
-        </w:rPr>
-      </w:pPr>
-      <w:r>
-        <w:rPr>
-          <w:rFonts w:ascii="Times New Roman" w:cs="Times New Roman" w:eastAsia="Times New Roman" w:hAnsi="Times New Roman"/>
-          <w:b w:val="0"/>
-          <w:bCs w:val="0"/>
+          <w:b w:val="1"/>
+          <w:bCs w:val="1"/>
+          <w:i w:val="0"/>
+          <w:iCs w:val="0"/>
+          <w:smallCaps w:val="0"/>
+          <w:strike w:val="0"/>
+          <w:color w:val="000000"/>
+          <w:sz w:val="24"/>
+          <w:szCs w:val="24"/>
+          <w:u w:val="none"/>
+          <w:shd w:fill="auto" w:val="clear"/>
+          <w:vertAlign w:val="baseline"/>
+        </w:rPr>
+      </w:pPr>
+      <w:r>
+        <w:rPr>
+          <w:rFonts w:ascii="Times New Roman" w:cs="Times New Roman" w:eastAsia="Times New Roman" w:hAnsi="Times New Roman"/>
+          <w:b w:val="1"/>
+          <w:bCs w:val="1"/>
           <w:i w:val="0"/>
           <w:iCs w:val="0"/>
           <w:smallCaps w:val="0"/>
@@ -6099,8 +6005,8 @@
       <w:r>
         <w:rPr>
           <w:rFonts w:ascii="Times New Roman" w:cs="Times New Roman" w:eastAsia="Times New Roman" w:hAnsi="Times New Roman"/>
-          <w:b w:val="0"/>
-          <w:bCs w:val="0"/>
+          <w:b w:val="1"/>
+          <w:bCs w:val="1"/>
           <w:i w:val="0"/>
           <w:iCs w:val="0"/>
           <w:smallCaps w:val="0"/>
@@ -6115,50 +6021,45 @@
         </w:rPr>
         <w:t xml:space="preserve">Monseigneur,</w:t>
       </w:r>
-      <w:r>
-        <w:rPr>
-          <w:rtl w:val="0"/>
-        </w:rPr>
-      </w:r>
-    </w:p>
-    <w:p>
-      <w:pPr>
-        <w:keepNext w:val="0"/>
-        <w:keepLines w:val="0"/>
-        <w:pageBreakBefore w:val="0"/>
-        <w:widowControl w:val="1"/>
-        <w:pBdr>
-          <w:top w:space="0" w:sz="0" w:val="nil"/>
-          <w:left w:space="0" w:sz="0" w:val="nil"/>
-          <w:bottom w:space="0" w:sz="0" w:val="nil"/>
-          <w:right w:space="0" w:sz="0" w:val="nil"/>
-          <w:between w:space="0" w:sz="0" w:val="nil"/>
-        </w:pBdr>
-        <w:shd w:fill="auto" w:val="clear"/>
-        <w:spacing w:after="160" w:before="0" w:line="240" w:lineRule="auto"/>
-        <w:ind w:left="0" w:right="0" w:firstLine="0"/>
-        <w:jc w:val="left"/>
-        <w:rPr>
-          <w:rFonts w:ascii="Times New Roman" w:cs="Times New Roman" w:eastAsia="Times New Roman" w:hAnsi="Times New Roman"/>
-          <w:b w:val="0"/>
-          <w:bCs w:val="0"/>
-          <w:i w:val="0"/>
-          <w:iCs w:val="0"/>
-          <w:smallCaps w:val="0"/>
-          <w:strike w:val="0"/>
-          <w:color w:val="000000"/>
-          <w:sz w:val="24"/>
-          <w:szCs w:val="24"/>
-          <w:u w:val="none"/>
-          <w:shd w:fill="auto" w:val="clear"/>
-          <w:vertAlign w:val="baseline"/>
-        </w:rPr>
-      </w:pPr>
-      <w:r>
-        <w:rPr>
-          <w:rFonts w:ascii="Times New Roman" w:cs="Times New Roman" w:eastAsia="Times New Roman" w:hAnsi="Times New Roman"/>
-          <w:b w:val="0"/>
-          <w:bCs w:val="0"/>
+    </w:p>
+    <w:p>
+      <w:pPr>
+        <w:keepNext w:val="0"/>
+        <w:keepLines w:val="0"/>
+        <w:pageBreakBefore w:val="0"/>
+        <w:widowControl w:val="1"/>
+        <w:pBdr>
+          <w:top w:space="0" w:sz="0" w:val="nil"/>
+          <w:left w:space="0" w:sz="0" w:val="nil"/>
+          <w:bottom w:space="0" w:sz="0" w:val="nil"/>
+          <w:right w:space="0" w:sz="0" w:val="nil"/>
+          <w:between w:space="0" w:sz="0" w:val="nil"/>
+        </w:pBdr>
+        <w:shd w:fill="auto" w:val="clear"/>
+        <w:spacing w:after="160" w:before="0" w:line="240" w:lineRule="auto"/>
+        <w:ind w:left="0" w:right="0" w:firstLine="0"/>
+        <w:jc w:val="left"/>
+        <w:rPr>
+          <w:rFonts w:ascii="Times New Roman" w:cs="Times New Roman" w:eastAsia="Times New Roman" w:hAnsi="Times New Roman"/>
+          <w:b w:val="1"/>
+          <w:bCs w:val="1"/>
+          <w:i w:val="0"/>
+          <w:iCs w:val="0"/>
+          <w:smallCaps w:val="0"/>
+          <w:strike w:val="0"/>
+          <w:color w:val="000000"/>
+          <w:sz w:val="24"/>
+          <w:szCs w:val="24"/>
+          <w:u w:val="none"/>
+          <w:shd w:fill="auto" w:val="clear"/>
+          <w:vertAlign w:val="baseline"/>
+        </w:rPr>
+      </w:pPr>
+      <w:r>
+        <w:rPr>
+          <w:rFonts w:ascii="Times New Roman" w:cs="Times New Roman" w:eastAsia="Times New Roman" w:hAnsi="Times New Roman"/>
+          <w:b w:val="1"/>
+          <w:bCs w:val="1"/>
           <w:i w:val="0"/>
           <w:iCs w:val="0"/>
           <w:smallCaps w:val="0"/>
@@ -6193,25 +6094,25 @@
         <w:jc w:val="left"/>
         <w:rPr>
           <w:rFonts w:ascii="Times New Roman" w:cs="Times New Roman" w:eastAsia="Times New Roman" w:hAnsi="Times New Roman"/>
-          <w:b w:val="0"/>
-          <w:bCs w:val="0"/>
-          <w:i w:val="0"/>
-          <w:iCs w:val="0"/>
-          <w:smallCaps w:val="0"/>
-          <w:strike w:val="0"/>
-          <w:color w:val="000000"/>
-          <w:sz w:val="24"/>
-          <w:szCs w:val="24"/>
-          <w:u w:val="none"/>
-          <w:shd w:fill="auto" w:val="clear"/>
-          <w:vertAlign w:val="baseline"/>
-        </w:rPr>
-      </w:pPr>
-      <w:r>
-        <w:rPr>
-          <w:rFonts w:ascii="Times New Roman" w:cs="Times New Roman" w:eastAsia="Times New Roman" w:hAnsi="Times New Roman"/>
-          <w:b w:val="0"/>
-          <w:bCs w:val="0"/>
+          <w:b w:val="1"/>
+          <w:bCs w:val="1"/>
+          <w:i w:val="0"/>
+          <w:iCs w:val="0"/>
+          <w:smallCaps w:val="0"/>
+          <w:strike w:val="0"/>
+          <w:color w:val="000000"/>
+          <w:sz w:val="24"/>
+          <w:szCs w:val="24"/>
+          <w:u w:val="none"/>
+          <w:shd w:fill="auto" w:val="clear"/>
+          <w:vertAlign w:val="baseline"/>
+        </w:rPr>
+      </w:pPr>
+      <w:r>
+        <w:rPr>
+          <w:rFonts w:ascii="Times New Roman" w:cs="Times New Roman" w:eastAsia="Times New Roman" w:hAnsi="Times New Roman"/>
+          <w:b w:val="1"/>
+          <w:bCs w:val="1"/>
           <w:i w:val="0"/>
           <w:iCs w:val="0"/>
           <w:smallCaps w:val="0"/>
@@ -6246,25 +6147,25 @@
         <w:jc w:val="left"/>
         <w:rPr>
           <w:rFonts w:ascii="Times New Roman" w:cs="Times New Roman" w:eastAsia="Times New Roman" w:hAnsi="Times New Roman"/>
-          <w:b w:val="0"/>
-          <w:bCs w:val="0"/>
-          <w:i w:val="0"/>
-          <w:iCs w:val="0"/>
-          <w:smallCaps w:val="0"/>
-          <w:strike w:val="0"/>
-          <w:color w:val="000000"/>
-          <w:sz w:val="24"/>
-          <w:szCs w:val="24"/>
-          <w:u w:val="none"/>
-          <w:shd w:fill="auto" w:val="clear"/>
-          <w:vertAlign w:val="baseline"/>
-        </w:rPr>
-      </w:pPr>
-      <w:r>
-        <w:rPr>
-          <w:rFonts w:ascii="Times New Roman" w:cs="Times New Roman" w:eastAsia="Times New Roman" w:hAnsi="Times New Roman"/>
-          <w:b w:val="0"/>
-          <w:bCs w:val="0"/>
+          <w:b w:val="1"/>
+          <w:bCs w:val="1"/>
+          <w:i w:val="0"/>
+          <w:iCs w:val="0"/>
+          <w:smallCaps w:val="0"/>
+          <w:strike w:val="0"/>
+          <w:color w:val="000000"/>
+          <w:sz w:val="24"/>
+          <w:szCs w:val="24"/>
+          <w:u w:val="none"/>
+          <w:shd w:fill="auto" w:val="clear"/>
+          <w:vertAlign w:val="baseline"/>
+        </w:rPr>
+      </w:pPr>
+      <w:r>
+        <w:rPr>
+          <w:rFonts w:ascii="Times New Roman" w:cs="Times New Roman" w:eastAsia="Times New Roman" w:hAnsi="Times New Roman"/>
+          <w:b w:val="1"/>
+          <w:bCs w:val="1"/>
           <w:i w:val="0"/>
           <w:iCs w:val="0"/>
           <w:smallCaps w:val="0"/>
@@ -6299,25 +6200,25 @@
         <w:jc w:val="left"/>
         <w:rPr>
           <w:rFonts w:ascii="Times New Roman" w:cs="Times New Roman" w:eastAsia="Times New Roman" w:hAnsi="Times New Roman"/>
-          <w:b w:val="0"/>
-          <w:bCs w:val="0"/>
-          <w:i w:val="0"/>
-          <w:iCs w:val="0"/>
-          <w:smallCaps w:val="0"/>
-          <w:strike w:val="0"/>
-          <w:color w:val="000000"/>
-          <w:sz w:val="24"/>
-          <w:szCs w:val="24"/>
-          <w:u w:val="none"/>
-          <w:shd w:fill="auto" w:val="clear"/>
-          <w:vertAlign w:val="baseline"/>
-        </w:rPr>
-      </w:pPr>
-      <w:r>
-        <w:rPr>
-          <w:rFonts w:ascii="Times New Roman" w:cs="Times New Roman" w:eastAsia="Times New Roman" w:hAnsi="Times New Roman"/>
-          <w:b w:val="0"/>
-          <w:bCs w:val="0"/>
+          <w:b w:val="1"/>
+          <w:bCs w:val="1"/>
+          <w:i w:val="0"/>
+          <w:iCs w:val="0"/>
+          <w:smallCaps w:val="0"/>
+          <w:strike w:val="0"/>
+          <w:color w:val="000000"/>
+          <w:sz w:val="24"/>
+          <w:szCs w:val="24"/>
+          <w:u w:val="none"/>
+          <w:shd w:fill="auto" w:val="clear"/>
+          <w:vertAlign w:val="baseline"/>
+        </w:rPr>
+      </w:pPr>
+      <w:r>
+        <w:rPr>
+          <w:rFonts w:ascii="Times New Roman" w:cs="Times New Roman" w:eastAsia="Times New Roman" w:hAnsi="Times New Roman"/>
+          <w:b w:val="1"/>
+          <w:bCs w:val="1"/>
           <w:i w:val="0"/>
           <w:iCs w:val="0"/>
           <w:smallCaps w:val="0"/>
@@ -6352,25 +6253,25 @@
         <w:jc w:val="left"/>
         <w:rPr>
           <w:rFonts w:ascii="Times New Roman" w:cs="Times New Roman" w:eastAsia="Times New Roman" w:hAnsi="Times New Roman"/>
-          <w:b w:val="0"/>
-          <w:bCs w:val="0"/>
-          <w:i w:val="0"/>
-          <w:iCs w:val="0"/>
-          <w:smallCaps w:val="0"/>
-          <w:strike w:val="0"/>
-          <w:color w:val="000000"/>
-          <w:sz w:val="24"/>
-          <w:szCs w:val="24"/>
-          <w:u w:val="none"/>
-          <w:shd w:fill="auto" w:val="clear"/>
-          <w:vertAlign w:val="baseline"/>
-        </w:rPr>
-      </w:pPr>
-      <w:r>
-        <w:rPr>
-          <w:rFonts w:ascii="Times New Roman" w:cs="Times New Roman" w:eastAsia="Times New Roman" w:hAnsi="Times New Roman"/>
-          <w:b w:val="0"/>
-          <w:bCs w:val="0"/>
+          <w:b w:val="1"/>
+          <w:bCs w:val="1"/>
+          <w:i w:val="0"/>
+          <w:iCs w:val="0"/>
+          <w:smallCaps w:val="0"/>
+          <w:strike w:val="0"/>
+          <w:color w:val="000000"/>
+          <w:sz w:val="24"/>
+          <w:szCs w:val="24"/>
+          <w:u w:val="none"/>
+          <w:shd w:fill="auto" w:val="clear"/>
+          <w:vertAlign w:val="baseline"/>
+        </w:rPr>
+      </w:pPr>
+      <w:r>
+        <w:rPr>
+          <w:rFonts w:ascii="Times New Roman" w:cs="Times New Roman" w:eastAsia="Times New Roman" w:hAnsi="Times New Roman"/>
+          <w:b w:val="1"/>
+          <w:bCs w:val="1"/>
           <w:i w:val="0"/>
           <w:iCs w:val="0"/>
           <w:smallCaps w:val="0"/>
@@ -6405,25 +6306,25 @@
         <w:jc w:val="left"/>
         <w:rPr>
           <w:rFonts w:ascii="Times New Roman" w:cs="Times New Roman" w:eastAsia="Times New Roman" w:hAnsi="Times New Roman"/>
-          <w:b w:val="0"/>
-          <w:bCs w:val="0"/>
-          <w:i w:val="0"/>
-          <w:iCs w:val="0"/>
-          <w:smallCaps w:val="0"/>
-          <w:strike w:val="0"/>
-          <w:color w:val="000000"/>
-          <w:sz w:val="24"/>
-          <w:szCs w:val="24"/>
-          <w:u w:val="none"/>
-          <w:shd w:fill="auto" w:val="clear"/>
-          <w:vertAlign w:val="baseline"/>
-        </w:rPr>
-      </w:pPr>
-      <w:r>
-        <w:rPr>
-          <w:rFonts w:ascii="Times New Roman" w:cs="Times New Roman" w:eastAsia="Times New Roman" w:hAnsi="Times New Roman"/>
-          <w:b w:val="0"/>
-          <w:bCs w:val="0"/>
+          <w:b w:val="1"/>
+          <w:bCs w:val="1"/>
+          <w:i w:val="0"/>
+          <w:iCs w:val="0"/>
+          <w:smallCaps w:val="0"/>
+          <w:strike w:val="0"/>
+          <w:color w:val="000000"/>
+          <w:sz w:val="24"/>
+          <w:szCs w:val="24"/>
+          <w:u w:val="none"/>
+          <w:shd w:fill="auto" w:val="clear"/>
+          <w:vertAlign w:val="baseline"/>
+        </w:rPr>
+      </w:pPr>
+      <w:r>
+        <w:rPr>
+          <w:rFonts w:ascii="Times New Roman" w:cs="Times New Roman" w:eastAsia="Times New Roman" w:hAnsi="Times New Roman"/>
+          <w:b w:val="1"/>
+          <w:bCs w:val="1"/>
           <w:i w:val="0"/>
           <w:iCs w:val="0"/>
           <w:smallCaps w:val="0"/>
@@ -6466,25 +6367,25 @@
         <w:jc w:val="left"/>
         <w:rPr>
           <w:rFonts w:ascii="Times New Roman" w:cs="Times New Roman" w:eastAsia="Times New Roman" w:hAnsi="Times New Roman"/>
-          <w:b w:val="0"/>
-          <w:bCs w:val="0"/>
-          <w:i w:val="0"/>
-          <w:iCs w:val="0"/>
-          <w:smallCaps w:val="0"/>
-          <w:strike w:val="0"/>
-          <w:color w:val="000000"/>
-          <w:sz w:val="24"/>
-          <w:szCs w:val="24"/>
-          <w:u w:val="none"/>
-          <w:shd w:fill="auto" w:val="clear"/>
-          <w:vertAlign w:val="baseline"/>
-        </w:rPr>
-      </w:pPr>
-      <w:r>
-        <w:rPr>
-          <w:rFonts w:ascii="Times New Roman" w:cs="Times New Roman" w:eastAsia="Times New Roman" w:hAnsi="Times New Roman"/>
-          <w:b w:val="0"/>
-          <w:bCs w:val="0"/>
+          <w:b w:val="1"/>
+          <w:bCs w:val="1"/>
+          <w:i w:val="0"/>
+          <w:iCs w:val="0"/>
+          <w:smallCaps w:val="0"/>
+          <w:strike w:val="0"/>
+          <w:color w:val="000000"/>
+          <w:sz w:val="24"/>
+          <w:szCs w:val="24"/>
+          <w:u w:val="none"/>
+          <w:shd w:fill="auto" w:val="clear"/>
+          <w:vertAlign w:val="baseline"/>
+        </w:rPr>
+      </w:pPr>
+      <w:r>
+        <w:rPr>
+          <w:rFonts w:ascii="Times New Roman" w:cs="Times New Roman" w:eastAsia="Times New Roman" w:hAnsi="Times New Roman"/>
+          <w:b w:val="1"/>
+          <w:bCs w:val="1"/>
           <w:i w:val="0"/>
           <w:iCs w:val="0"/>
           <w:smallCaps w:val="0"/>
